--- a/.DOWNLOAD_HERE/Sonic V45 Manual.docx
+++ b/.DOWNLOAD_HERE/Sonic V45 Manual.docx
@@ -1,6 +1,6 @@
 
 <file path=word/document.xml><?xml version="1.0" encoding="utf-8"?>
-<w:document xmlns:wpc="http://schemas.microsoft.com/office/word/2010/wordprocessingCanvas" xmlns:cx="http://schemas.microsoft.com/office/drawing/2014/chartex" xmlns:cx1="http://schemas.microsoft.com/office/drawing/2015/9/8/chartex" xmlns:cx2="http://schemas.microsoft.com/office/drawing/2015/10/21/chartex" xmlns:cx3="http://schemas.microsoft.com/office/drawing/2016/5/9/chartex" xmlns:cx4="http://schemas.microsoft.com/office/drawing/2016/5/10/chartex" xmlns:cx5="http://schemas.microsoft.com/office/drawing/2016/5/11/chartex" xmlns:cx6="http://schemas.microsoft.com/office/drawing/2016/5/12/chartex" xmlns:cx7="http://schemas.microsoft.com/office/drawing/2016/5/13/chartex" xmlns:cx8="http://schemas.microsoft.com/office/drawing/2016/5/14/chartex" xmlns:mc="http://schemas.openxmlformats.org/markup-compatibility/2006" xmlns:aink="http://schemas.microsoft.com/office/drawing/2016/ink" xmlns:am3d="http://schemas.microsoft.com/office/drawing/2017/model3d" xmlns:o="urn:schemas-microsoft-com:office:office" xmlns:oel="http://schemas.microsoft.com/office/2019/extlst" xmlns:r="http://schemas.openxmlformats.org/officeDocument/2006/relationships" xmlns:m="http://schemas.openxmlformats.org/officeDocument/2006/math" xmlns:v="urn:schemas-microsoft-com:vml" xmlns:wp14="http://schemas.microsoft.com/office/word/2010/wordprocessingDrawing" xmlns:wp="http://schemas.openxmlformats.org/drawingml/2006/wordprocessingDrawing" xmlns:w10="urn:schemas-microsoft-com:office:word" xmlns:w="http://schemas.openxmlformats.org/wordprocessingml/2006/main" xmlns:w14="http://schemas.microsoft.com/office/word/2010/wordml" xmlns:w15="http://schemas.microsoft.com/office/word/2012/wordml" xmlns:w16cex="http://schemas.microsoft.com/office/word/2018/wordml/cex" xmlns:w16cid="http://schemas.microsoft.com/office/word/2016/wordml/cid" xmlns:w16="http://schemas.microsoft.com/office/word/2018/wordml" xmlns:w16du="http://schemas.microsoft.com/office/word/2023/wordml/word16du" xmlns:w16sdtdh="http://schemas.microsoft.com/office/word/2020/wordml/sdtdatahash" xmlns:w16sdtfl="http://schemas.microsoft.com/office/word/2024/wordml/sdtformatlock" xmlns:w16se="http://schemas.microsoft.com/office/word/2015/wordml/symex" xmlns:wpg="http://schemas.microsoft.com/office/word/2010/wordprocessingGroup" xmlns:wpi="http://schemas.microsoft.com/office/word/2010/wordprocessingInk" xmlns:wne="http://schemas.microsoft.com/office/word/2006/wordml" xmlns:wps="http://schemas.microsoft.com/office/word/2010/wordprocessingShape" mc:Ignorable="w14 w15 w16se w16cid w16 w16cex w16sdtdh w16sdtfl w16du wp14">
+<w:document xmlns:wpc="http://schemas.microsoft.com/office/word/2010/wordprocessingCanvas" xmlns:cx="http://schemas.microsoft.com/office/drawing/2014/chartex" xmlns:cx1="http://schemas.microsoft.com/office/drawing/2015/9/8/chartex" xmlns:cx2="http://schemas.microsoft.com/office/drawing/2015/10/21/chartex" xmlns:cx3="http://schemas.microsoft.com/office/drawing/2016/5/9/chartex" xmlns:cx4="http://schemas.microsoft.com/office/drawing/2016/5/10/chartex" xmlns:cx5="http://schemas.microsoft.com/office/drawing/2016/5/11/chartex" xmlns:cx6="http://schemas.microsoft.com/office/drawing/2016/5/12/chartex" xmlns:cx7="http://schemas.microsoft.com/office/drawing/2016/5/13/chartex" xmlns:cx8="http://schemas.microsoft.com/office/drawing/2016/5/14/chartex" xmlns:mc="http://schemas.openxmlformats.org/markup-compatibility/2006" xmlns:aink="http://schemas.microsoft.com/office/drawing/2016/ink" xmlns:am3d="http://schemas.microsoft.com/office/drawing/2017/model3d" xmlns:o="urn:schemas-microsoft-com:office:office" xmlns:oel="http://schemas.microsoft.com/office/2019/extlst" xmlns:r="http://schemas.openxmlformats.org/officeDocument/2006/relationships" xmlns:m="http://schemas.openxmlformats.org/officeDocument/2006/math" xmlns:v="urn:schemas-microsoft-com:vml" xmlns:wp14="http://schemas.microsoft.com/office/word/2010/wordprocessingDrawing" xmlns:wp="http://schemas.openxmlformats.org/drawingml/2006/wordprocessingDrawing" xmlns:w10="urn:schemas-microsoft-com:office:word" xmlns:w="http://schemas.openxmlformats.org/wordprocessingml/2006/main" xmlns:w14="http://schemas.microsoft.com/office/word/2010/wordml" xmlns:w15="http://schemas.microsoft.com/office/word/2012/wordml" xmlns:w16cei="http://schemas.microsoft.com/office/word/2026/wordml/cei" xmlns:w16cex="http://schemas.microsoft.com/office/word/2018/wordml/cex" xmlns:w16cid="http://schemas.microsoft.com/office/word/2016/wordml/cid" xmlns:w16="http://schemas.microsoft.com/office/word/2018/wordml" xmlns:w16du="http://schemas.microsoft.com/office/word/2023/wordml/word16du" xmlns:w16sdtdh="http://schemas.microsoft.com/office/word/2020/wordml/sdtdatahash" xmlns:w16sdtfl="http://schemas.microsoft.com/office/word/2024/wordml/sdtformatlock" xmlns:w16se="http://schemas.microsoft.com/office/word/2015/wordml/symex" xmlns:wpg="http://schemas.microsoft.com/office/word/2010/wordprocessingGroup" xmlns:wpi="http://schemas.microsoft.com/office/word/2010/wordprocessingInk" xmlns:wne="http://schemas.microsoft.com/office/word/2006/wordml" xmlns:wps="http://schemas.microsoft.com/office/word/2010/wordprocessingShape" mc:Ignorable="w14 w15 w16se w16cid w16 w16cex w16sdtdh w16sdtfl w16du wp14">
   <w:body>
     <w:p>
       <w:pPr>
@@ -71,7 +71,6 @@
         </w:rPr>
         <w:t>◀</w:t>
       </w:r>
-      <w:proofErr w:type="gramStart"/>
       <w:r>
         <w:rPr>
           <w:rFonts w:ascii="Segoe UI Emoji" w:hAnsi="Segoe UI Emoji" w:cs="Segoe UI Emoji"/>
@@ -83,31 +82,7 @@
           <w:rFonts w:ascii="Arial" w:hAnsi="Arial"/>
           <w:lang w:val="en-US"/>
         </w:rPr>
-        <w:t xml:space="preserve">  Join</w:t>
-      </w:r>
-      <w:proofErr w:type="gramEnd"/>
-      <w:r>
-        <w:rPr>
-          <w:rFonts w:ascii="Arial" w:hAnsi="Arial"/>
-          <w:lang w:val="en-US"/>
-        </w:rPr>
-        <w:t xml:space="preserve"> the </w:t>
-      </w:r>
-      <w:proofErr w:type="spellStart"/>
-      <w:r>
-        <w:rPr>
-          <w:rFonts w:ascii="Arial" w:hAnsi="Arial"/>
-          <w:lang w:val="en-US"/>
-        </w:rPr>
-        <w:t>SonicFw</w:t>
-      </w:r>
-      <w:proofErr w:type="spellEnd"/>
-      <w:r>
-        <w:rPr>
-          <w:rFonts w:ascii="Arial" w:hAnsi="Arial"/>
-          <w:lang w:val="en-US"/>
-        </w:rPr>
-        <w:t xml:space="preserve"> Telegram</w:t>
+        <w:t xml:space="preserve">  Join the SonicFw Telegram</w:t>
       </w:r>
       <w:r>
         <w:rPr>
@@ -152,23 +127,7 @@
           <w:rFonts w:ascii="Arial" w:hAnsi="Arial"/>
           <w:lang w:val="en-US"/>
         </w:rPr>
-        <w:t xml:space="preserve"> </w:t>
-      </w:r>
-      <w:proofErr w:type="spellStart"/>
-      <w:r>
-        <w:rPr>
-          <w:rFonts w:ascii="Arial" w:hAnsi="Arial"/>
-          <w:lang w:val="en-US"/>
-        </w:rPr>
-        <w:t>Youtube</w:t>
-      </w:r>
-      <w:proofErr w:type="spellEnd"/>
-      <w:r>
-        <w:rPr>
-          <w:rFonts w:ascii="Arial" w:hAnsi="Arial"/>
-          <w:lang w:val="en-US"/>
-        </w:rPr>
-        <w:t xml:space="preserve"> Channel</w:t>
+        <w:t xml:space="preserve"> Youtube Channel</w:t>
       </w:r>
       <w:r>
         <w:rPr>
@@ -272,23 +231,28 @@
           <w:rFonts w:ascii="Arial" w:hAnsi="Arial"/>
           <w:lang w:val="en-US"/>
         </w:rPr>
-        <w:t xml:space="preserve"> Many thanks to Sonic Team : Zylka, </w:t>
-      </w:r>
-      <w:proofErr w:type="spellStart"/>
+        <w:t xml:space="preserve"> Many thanks to Sonic Team : Zylka, Kolyan, Iggy, Toni, Yves</w:t>
+      </w:r>
       <w:r>
         <w:rPr>
           <w:rFonts w:ascii="Arial" w:hAnsi="Arial"/>
           <w:lang w:val="en-US"/>
         </w:rPr>
-        <w:t>Kolyan</w:t>
-      </w:r>
-      <w:proofErr w:type="spellEnd"/>
+        <w:t>,</w:t>
+      </w:r>
       <w:r>
         <w:rPr>
           <w:rFonts w:ascii="Arial" w:hAnsi="Arial"/>
           <w:lang w:val="en-US"/>
         </w:rPr>
-        <w:t>, Iggy, Toni, Yves and Francois</w:t>
+        <w:t xml:space="preserve"> Francois</w:t>
+      </w:r>
+      <w:r>
+        <w:rPr>
+          <w:rFonts w:ascii="Arial" w:hAnsi="Arial"/>
+          <w:lang w:val="en-US"/>
+        </w:rPr>
+        <w:t xml:space="preserve"> and Adam</w:t>
       </w:r>
       <w:r>
         <w:rPr>
@@ -371,23 +335,23 @@
           <w:rFonts w:ascii="Arial" w:hAnsi="Arial"/>
           <w:lang w:val="en-US"/>
         </w:rPr>
-        <w:t xml:space="preserve">RS232 version uses the </w:t>
-      </w:r>
-      <w:proofErr w:type="spellStart"/>
-      <w:r>
+        <w:t>RS232 version uses the kenwood cable and has 200 history entries</w:t>
+      </w:r>
+    </w:p>
+    <w:p>
+      <w:pPr>
+        <w:pStyle w:val="Standard"/>
         <w:rPr>
           <w:rFonts w:ascii="Arial" w:hAnsi="Arial"/>
           <w:lang w:val="en-US"/>
         </w:rPr>
-        <w:t>kenwood</w:t>
-      </w:r>
-      <w:proofErr w:type="spellEnd"/>
+      </w:pPr>
       <w:r>
         <w:rPr>
           <w:rFonts w:ascii="Arial" w:hAnsi="Arial"/>
           <w:lang w:val="en-US"/>
         </w:rPr>
-        <w:t xml:space="preserve"> cable and has 200 history entries</w:t>
+        <w:t>USB version uses USB-C cable and has 100 history entries,</w:t>
       </w:r>
     </w:p>
     <w:p>
@@ -398,82 +362,57 @@
           <w:lang w:val="en-US"/>
         </w:rPr>
       </w:pPr>
-      <w:r>
+    </w:p>
+    <w:p>
+      <w:pPr>
+        <w:pStyle w:val="Standard"/>
         <w:rPr>
           <w:rFonts w:ascii="Arial" w:hAnsi="Arial"/>
           <w:lang w:val="en-US"/>
         </w:rPr>
-        <w:t>USB version uses USB-C cable and has 100 history entries,</w:t>
-      </w:r>
-    </w:p>
-    <w:p>
-      <w:pPr>
-        <w:pStyle w:val="Standard"/>
+      </w:pPr>
+      <w:r>
         <w:rPr>
           <w:rFonts w:ascii="Arial" w:hAnsi="Arial"/>
           <w:lang w:val="en-US"/>
         </w:rPr>
-      </w:pPr>
-    </w:p>
-    <w:p>
-      <w:pPr>
-        <w:pStyle w:val="Standard"/>
+        <w:t xml:space="preserve">use the same </w:t>
+      </w:r>
+      <w:r>
         <w:rPr>
           <w:rFonts w:ascii="Arial" w:hAnsi="Arial"/>
           <w:lang w:val="en-US"/>
         </w:rPr>
-      </w:pPr>
+        <w:t>procedure</w:t>
+      </w:r>
       <w:r>
         <w:rPr>
           <w:rFonts w:ascii="Arial" w:hAnsi="Arial"/>
           <w:lang w:val="en-US"/>
         </w:rPr>
-        <w:t xml:space="preserve">use the same </w:t>
+        <w:t xml:space="preserve"> as F4HWN</w:t>
       </w:r>
       <w:r>
         <w:rPr>
           <w:rFonts w:ascii="Arial" w:hAnsi="Arial"/>
           <w:lang w:val="en-US"/>
         </w:rPr>
-        <w:t>procedure</w:t>
+        <w:t xml:space="preserve">, </w:t>
       </w:r>
       <w:r>
         <w:rPr>
           <w:rFonts w:ascii="Arial" w:hAnsi="Arial"/>
           <w:lang w:val="en-US"/>
         </w:rPr>
-        <w:t xml:space="preserve"> as F4HWN</w:t>
+        <w:t xml:space="preserve">after that </w:t>
       </w:r>
       <w:r>
         <w:rPr>
           <w:rFonts w:ascii="Arial" w:hAnsi="Arial"/>
           <w:lang w:val="en-US"/>
         </w:rPr>
-        <w:t xml:space="preserve">, </w:t>
-      </w:r>
-      <w:r>
-        <w:rPr>
-          <w:rFonts w:ascii="Arial" w:hAnsi="Arial"/>
-          <w:lang w:val="en-US"/>
-        </w:rPr>
-        <w:t xml:space="preserve">after </w:t>
-      </w:r>
-      <w:proofErr w:type="gramStart"/>
-      <w:r>
-        <w:rPr>
-          <w:rFonts w:ascii="Arial" w:hAnsi="Arial"/>
-          <w:lang w:val="en-US"/>
-        </w:rPr>
-        <w:t xml:space="preserve">that </w:t>
-      </w:r>
-      <w:r>
-        <w:rPr>
-          <w:rFonts w:ascii="Arial" w:hAnsi="Arial"/>
-          <w:lang w:val="en-US"/>
-        </w:rPr>
         <w:t>:</w:t>
       </w:r>
-      <w:proofErr w:type="gramEnd"/>
     </w:p>
     <w:p>
       <w:pPr>
@@ -523,35 +462,15 @@
           <w:color w:val="000000"/>
           <w:lang w:val="en-US"/>
         </w:rPr>
-        <w:t xml:space="preserve">Fn2 </w:t>
-      </w:r>
-      <w:proofErr w:type="gramStart"/>
-      <w:r>
-        <w:rPr>
-          <w:rFonts w:ascii="Arial" w:eastAsia="Times New Roman" w:hAnsi="Arial" w:cs="Times New Roman"/>
-          <w:b/>
-          <w:bCs/>
-          <w:color w:val="000000"/>
-          <w:lang w:val="en-US"/>
-        </w:rPr>
-        <w:t xml:space="preserve">buttons </w:t>
-      </w:r>
-      <w:r>
-        <w:rPr>
-          <w:rFonts w:ascii="Arial" w:eastAsia="Times New Roman" w:hAnsi="Arial" w:cs="Times New Roman"/>
-          <w:color w:val="000000"/>
-          <w:lang w:val="en-US"/>
-        </w:rPr>
-        <w:t xml:space="preserve"> ,</w:t>
-      </w:r>
-      <w:proofErr w:type="gramEnd"/>
-      <w:r>
-        <w:rPr>
-          <w:rFonts w:ascii="Arial" w:eastAsia="Times New Roman" w:hAnsi="Arial" w:cs="Times New Roman"/>
-          <w:color w:val="000000"/>
-          <w:lang w:val="en-US"/>
-        </w:rPr>
-        <w:t xml:space="preserve"> turn on the radio. A warning message will be displayed on the screen. hold the buttons for 4 seconds before resetting.</w:t>
+        <w:t xml:space="preserve">Fn2 buttons </w:t>
+      </w:r>
+      <w:r>
+        <w:rPr>
+          <w:rFonts w:ascii="Arial" w:eastAsia="Times New Roman" w:hAnsi="Arial" w:cs="Times New Roman"/>
+          <w:color w:val="000000"/>
+          <w:lang w:val="en-US"/>
+        </w:rPr>
+        <w:t xml:space="preserve"> , turn on the radio. A warning message will be displayed on the screen. hold the buttons for 4 seconds before resetting.</w:t>
       </w:r>
     </w:p>
     <w:p>
@@ -1281,16 +1200,7 @@
           <w:color w:val="000000"/>
           <w:lang w:val="en-US"/>
         </w:rPr>
-        <w:t xml:space="preserve">Spectrum analyzer in </w:t>
-      </w:r>
-      <w:proofErr w:type="spellStart"/>
-      <w:r>
-        <w:rPr>
-          <w:rFonts w:ascii="Arial" w:eastAsia="Times New Roman" w:hAnsi="Arial" w:cs="Times New Roman"/>
-          <w:color w:val="000000"/>
-          <w:lang w:val="en-US"/>
-        </w:rPr>
-        <w:t>scan</w:t>
+        <w:t>Spectrum analyzer in scan</w:t>
       </w:r>
       <w:r>
         <w:rPr>
@@ -1300,7 +1210,6 @@
         </w:rPr>
         <w:t>range</w:t>
       </w:r>
-      <w:proofErr w:type="spellEnd"/>
       <w:r>
         <w:rPr>
           <w:rFonts w:ascii="Arial" w:eastAsia="Times New Roman" w:hAnsi="Arial" w:cs="Times New Roman"/>
@@ -1336,25 +1245,7 @@
           <w:color w:val="000000"/>
           <w:lang w:val="en-US"/>
         </w:rPr>
-        <w:t xml:space="preserve">Spectrum analyzer in </w:t>
-      </w:r>
-      <w:proofErr w:type="spellStart"/>
-      <w:r>
-        <w:rPr>
-          <w:rFonts w:ascii="Arial" w:eastAsia="Times New Roman" w:hAnsi="Arial" w:cs="Times New Roman"/>
-          <w:color w:val="000000"/>
-          <w:lang w:val="en-US"/>
-        </w:rPr>
-        <w:t>scanlist</w:t>
-      </w:r>
-      <w:proofErr w:type="spellEnd"/>
-      <w:r>
-        <w:rPr>
-          <w:rFonts w:ascii="Arial" w:eastAsia="Times New Roman" w:hAnsi="Arial" w:cs="Times New Roman"/>
-          <w:color w:val="000000"/>
-          <w:lang w:val="en-US"/>
-        </w:rPr>
-        <w:t xml:space="preserve"> mode.</w:t>
+        <w:t>Spectrum analyzer in scanlist mode.</w:t>
       </w:r>
     </w:p>
     <w:p>
@@ -1678,25 +1569,7 @@
           <w:color w:val="000000"/>
           <w:lang w:val="en-US"/>
         </w:rPr>
-        <w:t xml:space="preserve">In MR (Channel) and VFO (frequency) modes, you can scan by channel or by frequency range with a set step. To scan in frequency mode, </w:t>
-      </w:r>
-      <w:proofErr w:type="gramStart"/>
-      <w:r>
-        <w:rPr>
-          <w:rFonts w:ascii="Arial" w:eastAsia="Times New Roman" w:hAnsi="Arial" w:cs="Times New Roman"/>
-          <w:color w:val="000000"/>
-          <w:lang w:val="en-US"/>
-        </w:rPr>
-        <w:t>press  the</w:t>
-      </w:r>
-      <w:proofErr w:type="gramEnd"/>
-      <w:r>
-        <w:rPr>
-          <w:rFonts w:ascii="Arial" w:eastAsia="Times New Roman" w:hAnsi="Arial" w:cs="Times New Roman"/>
-          <w:color w:val="000000"/>
-          <w:lang w:val="en-US"/>
-        </w:rPr>
-        <w:t xml:space="preserve"> </w:t>
+        <w:t xml:space="preserve">In MR (Channel) and VFO (frequency) modes, you can scan by channel or by frequency range with a set step. To scan in frequency mode, press  the </w:t>
       </w:r>
       <w:r>
         <w:rPr>
@@ -1714,25 +1587,7 @@
           <w:color w:val="000000"/>
           <w:lang w:val="en-US"/>
         </w:rPr>
-        <w:t xml:space="preserve"> </w:t>
-      </w:r>
-      <w:proofErr w:type="gramStart"/>
-      <w:r>
-        <w:rPr>
-          <w:rFonts w:ascii="Arial" w:eastAsia="Times New Roman" w:hAnsi="Arial" w:cs="Times New Roman"/>
-          <w:color w:val="000000"/>
-          <w:lang w:val="en-US"/>
-        </w:rPr>
-        <w:t>button,  this</w:t>
-      </w:r>
-      <w:proofErr w:type="gramEnd"/>
-      <w:r>
-        <w:rPr>
-          <w:rFonts w:ascii="Arial" w:eastAsia="Times New Roman" w:hAnsi="Arial" w:cs="Times New Roman"/>
-          <w:color w:val="000000"/>
-          <w:lang w:val="en-US"/>
-        </w:rPr>
-        <w:t xml:space="preserve"> will start the scan. In channel mode, the </w:t>
+        <w:t xml:space="preserve"> button,  this will start the scan. In channel mode, the </w:t>
       </w:r>
       <w:r>
         <w:rPr>
@@ -1750,25 +1605,7 @@
           <w:color w:val="000000"/>
           <w:lang w:val="en-US"/>
         </w:rPr>
-        <w:t xml:space="preserve"> </w:t>
-      </w:r>
-      <w:proofErr w:type="gramStart"/>
-      <w:r>
-        <w:rPr>
-          <w:rFonts w:ascii="Arial" w:eastAsia="Times New Roman" w:hAnsi="Arial" w:cs="Times New Roman"/>
-          <w:color w:val="000000"/>
-          <w:lang w:val="en-US"/>
-        </w:rPr>
-        <w:t>button  changes</w:t>
-      </w:r>
-      <w:proofErr w:type="gramEnd"/>
-      <w:r>
-        <w:rPr>
-          <w:rFonts w:ascii="Arial" w:eastAsia="Times New Roman" w:hAnsi="Arial" w:cs="Times New Roman"/>
-          <w:color w:val="000000"/>
-          <w:lang w:val="en-US"/>
-        </w:rPr>
-        <w:t xml:space="preserve"> the scan lists. You can also change the lists by simply entering numbers from the keyboard. </w:t>
+        <w:t xml:space="preserve"> button  changes the scan lists. You can also change the lists by simply entering numbers from the keyboard. </w:t>
       </w:r>
     </w:p>
     <w:p>
@@ -1850,39 +1687,7 @@
           <w:rFonts w:ascii="Arial" w:eastAsia="Times New Roman" w:hAnsi="Arial" w:cs="Arial"/>
           <w:lang w:val="en-US"/>
         </w:rPr>
-        <w:t xml:space="preserve">For </w:t>
-      </w:r>
-      <w:proofErr w:type="gramStart"/>
-      <w:r>
-        <w:rPr>
-          <w:rFonts w:ascii="Arial" w:eastAsia="Times New Roman" w:hAnsi="Arial" w:cs="Arial"/>
-          <w:lang w:val="en-US"/>
-        </w:rPr>
-        <w:t>example</w:t>
-      </w:r>
-      <w:proofErr w:type="gramEnd"/>
-      <w:r>
-        <w:rPr>
-          <w:rFonts w:ascii="Arial" w:eastAsia="Times New Roman" w:hAnsi="Arial" w:cs="Arial"/>
-          <w:lang w:val="en-US"/>
-        </w:rPr>
-        <w:t xml:space="preserve"> 125.100, </w:t>
-      </w:r>
-      <w:proofErr w:type="gramStart"/>
-      <w:r>
-        <w:rPr>
-          <w:rFonts w:ascii="Arial" w:eastAsia="Times New Roman" w:hAnsi="Arial" w:cs="Arial"/>
-          <w:lang w:val="en-US"/>
-        </w:rPr>
-        <w:t>125.125,…</w:t>
-      </w:r>
-      <w:proofErr w:type="gramEnd"/>
-      <w:r>
-        <w:rPr>
-          <w:rFonts w:ascii="Arial" w:eastAsia="Times New Roman" w:hAnsi="Arial" w:cs="Arial"/>
-          <w:lang w:val="en-US"/>
-        </w:rPr>
-        <w:t xml:space="preserve"> then 125.10833,125.133333…then 125.11666,125.3666…</w:t>
+        <w:t>For example 125.100, 125.125,… then 125.10833,125.133333…then 125.11666,125.3666…</w:t>
       </w:r>
     </w:p>
     <w:p>
@@ -1900,23 +1705,7 @@
           <w:rFonts w:ascii="Arial" w:hAnsi="Arial" w:cs="Arial"/>
           <w:lang w:val="en-US"/>
         </w:rPr>
-        <w:t xml:space="preserve">This </w:t>
-      </w:r>
-      <w:proofErr w:type="gramStart"/>
-      <w:r>
-        <w:rPr>
-          <w:rFonts w:ascii="Arial" w:hAnsi="Arial" w:cs="Arial"/>
-          <w:lang w:val="en-US"/>
-        </w:rPr>
-        <w:t>to</w:t>
-      </w:r>
-      <w:proofErr w:type="gramEnd"/>
-      <w:r>
-        <w:rPr>
-          <w:rFonts w:ascii="Arial" w:hAnsi="Arial" w:cs="Arial"/>
-          <w:lang w:val="en-US"/>
-        </w:rPr>
-        <w:t xml:space="preserve"> improve detection.</w:t>
+        <w:t>This to improve detection.</w:t>
       </w:r>
     </w:p>
     <w:p>
@@ -1938,25 +1727,7 @@
           <w:color w:val="000000"/>
           <w:lang w:val="en-US"/>
         </w:rPr>
-        <w:t xml:space="preserve">Different types of </w:t>
-      </w:r>
-      <w:proofErr w:type="gramStart"/>
-      <w:r>
-        <w:rPr>
-          <w:rFonts w:ascii="Arial" w:eastAsia="Times New Roman" w:hAnsi="Arial" w:cs="Times New Roman"/>
-          <w:color w:val="000000"/>
-          <w:lang w:val="en-US"/>
-        </w:rPr>
-        <w:t>spectrum</w:t>
-      </w:r>
-      <w:proofErr w:type="gramEnd"/>
-      <w:r>
-        <w:rPr>
-          <w:rFonts w:ascii="Arial" w:eastAsia="Times New Roman" w:hAnsi="Arial" w:cs="Times New Roman"/>
-          <w:color w:val="000000"/>
-          <w:lang w:val="en-US"/>
-        </w:rPr>
-        <w:t xml:space="preserve"> are called by the quick buttons </w:t>
+        <w:t xml:space="preserve">Different types of spectrum are called by the quick buttons </w:t>
       </w:r>
     </w:p>
     <w:p>
@@ -2050,7 +1821,6 @@
         </w:rPr>
         <w:t xml:space="preserve">F7, </w:t>
       </w:r>
-      <w:proofErr w:type="spellStart"/>
       <w:r>
         <w:rPr>
           <w:rFonts w:ascii="Arial" w:eastAsia="Times New Roman" w:hAnsi="Arial" w:cs="Times New Roman"/>
@@ -2059,7 +1829,6 @@
         </w:rPr>
         <w:t>Scanlists</w:t>
       </w:r>
-      <w:proofErr w:type="spellEnd"/>
     </w:p>
     <w:p>
       <w:pPr>
@@ -2268,7 +2037,7 @@
           <w:color w:val="000000"/>
           <w:lang w:val="en-US"/>
         </w:rPr>
-        <w:t xml:space="preserve"> – List of scanned lists or bands. Already in the selection mode, mark the selected ones with it (highlighted in bold and with a checkmark on the right).</w:t>
+        <w:t xml:space="preserve"> – List of scanned lists or bands.</w:t>
       </w:r>
     </w:p>
     <w:p>
@@ -2307,7 +2076,7 @@
           <w:color w:val="000000"/>
           <w:lang w:val="en-US"/>
         </w:rPr>
-        <w:t>&lt;=</w:t>
+        <w:t>&lt;</w:t>
       </w:r>
       <w:r>
         <w:rPr>
@@ -2325,15 +2094,31 @@
           <w:color w:val="000000"/>
           <w:lang w:val="en-US"/>
         </w:rPr>
-        <w:t>=&gt;</w:t>
-      </w:r>
-      <w:r>
-        <w:rPr>
-          <w:rFonts w:ascii="Arial" w:eastAsia="Times New Roman" w:hAnsi="Arial" w:cs="Times New Roman"/>
-          <w:color w:val="000000"/>
-          <w:lang w:val="en-US"/>
-        </w:rPr>
-        <w:t xml:space="preserve">. Change the values of buttons </w:t>
+        <w:t>&gt;</w:t>
+      </w:r>
+      <w:r>
+        <w:rPr>
+          <w:rFonts w:ascii="Arial" w:eastAsia="Times New Roman" w:hAnsi="Arial" w:cs="Times New Roman"/>
+          <w:color w:val="000000"/>
+          <w:lang w:val="en-US"/>
+        </w:rPr>
+        <w:t xml:space="preserve">. Change the values </w:t>
+      </w:r>
+      <w:r>
+        <w:rPr>
+          <w:rFonts w:ascii="Arial" w:eastAsia="Times New Roman" w:hAnsi="Arial" w:cs="Times New Roman"/>
+          <w:color w:val="000000"/>
+          <w:lang w:val="en-US"/>
+        </w:rPr>
+        <w:t>with</w:t>
+      </w:r>
+      <w:r>
+        <w:rPr>
+          <w:rFonts w:ascii="Arial" w:eastAsia="Times New Roman" w:hAnsi="Arial" w:cs="Times New Roman"/>
+          <w:color w:val="000000"/>
+          <w:lang w:val="en-US"/>
+        </w:rPr>
+        <w:t xml:space="preserve"> buttons </w:t>
       </w:r>
       <w:r>
         <w:rPr>
@@ -2397,18 +2182,8 @@
           <w:color w:val="000000"/>
           <w:lang w:val="en-US"/>
         </w:rPr>
-        <w:t xml:space="preserve"> – Changing the modes of the spectrum analyzer </w:t>
-      </w:r>
-      <w:proofErr w:type="spellStart"/>
-      <w:r>
-        <w:rPr>
-          <w:rFonts w:ascii="Arial" w:eastAsia="Times New Roman" w:hAnsi="Arial" w:cs="Times New Roman"/>
-          <w:color w:val="000000"/>
-          <w:lang w:val="en-US"/>
-        </w:rPr>
-        <w:t>Scanlists</w:t>
-      </w:r>
-      <w:proofErr w:type="spellEnd"/>
+        <w:t xml:space="preserve"> – Changing the modes of the spectrum analyzer Scanlists</w:t>
+      </w:r>
       <w:r>
         <w:rPr>
           <w:rFonts w:ascii="Arial" w:eastAsia="Times New Roman" w:hAnsi="Arial" w:cs="Times New Roman"/>
@@ -2641,23 +2416,15 @@
           <w:color w:val="000000"/>
           <w:lang w:val="en-US"/>
         </w:rPr>
-        <w:t>L8</w:t>
-      </w:r>
-      <w:r>
-        <w:rPr>
-          <w:rFonts w:ascii="Arial" w:eastAsia="Times New Roman" w:hAnsi="Arial" w:cs="Times New Roman"/>
-          <w:color w:val="000000"/>
-          <w:lang w:val="en-US"/>
-        </w:rPr>
-        <w:t xml:space="preserve"> – Toggles Low noise mode, in this mode, sc</w:t>
-      </w:r>
-      <w:r>
-        <w:rPr>
-          <w:rFonts w:ascii="Arial" w:eastAsia="Times New Roman" w:hAnsi="Arial" w:cs="Times New Roman"/>
-          <w:color w:val="000000"/>
-          <w:lang w:val="en-US"/>
-        </w:rPr>
-        <w:t>reen is not refreshed when receiving a signal. LN is displayed</w:t>
+        <w:t>9</w:t>
+      </w:r>
+      <w:r>
+        <w:rPr>
+          <w:rFonts w:ascii="Arial" w:eastAsia="Times New Roman" w:hAnsi="Arial" w:cs="Times New Roman"/>
+          <w:color w:val="000000"/>
+          <w:lang w:val="en-US"/>
+        </w:rPr>
+        <w:t xml:space="preserve"> – Change of AM/FM/USB modulation.</w:t>
       </w:r>
     </w:p>
     <w:p>
@@ -2667,26 +2434,36 @@
         <w:spacing w:after="160" w:line="259" w:lineRule="atLeast"/>
         <w:jc w:val="both"/>
         <w:rPr>
-          <w:lang w:val="en-US"/>
-        </w:rPr>
-      </w:pPr>
-      <w:r>
-        <w:rPr>
-          <w:rFonts w:ascii="Arial" w:eastAsia="Times New Roman" w:hAnsi="Arial" w:cs="Times New Roman"/>
-          <w:b/>
-          <w:bCs/>
-          <w:color w:val="000000"/>
-          <w:lang w:val="en-US"/>
-        </w:rPr>
-        <w:t>9</w:t>
-      </w:r>
-      <w:r>
-        <w:rPr>
-          <w:rFonts w:ascii="Arial" w:eastAsia="Times New Roman" w:hAnsi="Arial" w:cs="Times New Roman"/>
-          <w:color w:val="000000"/>
-          <w:lang w:val="en-US"/>
-        </w:rPr>
-        <w:t xml:space="preserve"> – Change of AM/FM/USB modulation.</w:t>
+          <w:rFonts w:ascii="Arial" w:eastAsia="Times New Roman" w:hAnsi="Arial" w:cs="Times New Roman"/>
+          <w:color w:val="000000"/>
+          <w:lang w:val="en-US"/>
+        </w:rPr>
+      </w:pPr>
+      <w:r>
+        <w:rPr>
+          <w:rFonts w:ascii="Arial" w:eastAsia="Times New Roman" w:hAnsi="Arial" w:cs="Times New Roman"/>
+          <w:b/>
+          <w:bCs/>
+          <w:color w:val="000000"/>
+          <w:lang w:val="en-US"/>
+        </w:rPr>
+        <w:t>0</w:t>
+      </w:r>
+      <w:r>
+        <w:rPr>
+          <w:rFonts w:ascii="Arial" w:eastAsia="Times New Roman" w:hAnsi="Arial" w:cs="Times New Roman"/>
+          <w:color w:val="000000"/>
+          <w:lang w:val="en-US"/>
+        </w:rPr>
+        <w:t xml:space="preserve"> – Switch to the history mode. </w:t>
+      </w:r>
+      <w:r>
+        <w:rPr>
+          <w:rFonts w:ascii="Arial" w:eastAsia="Times New Roman" w:hAnsi="Arial" w:cs="Times New Roman"/>
+          <w:color w:val="000000"/>
+          <w:lang w:val="en-US"/>
+        </w:rPr>
+        <w:t>Displays the RX frequencies, channels, code and time in s.</w:t>
       </w:r>
     </w:p>
     <w:p>
@@ -2709,23 +2486,51 @@
           <w:color w:val="000000"/>
           <w:lang w:val="en-US"/>
         </w:rPr>
-        <w:t>0</w:t>
-      </w:r>
-      <w:r>
-        <w:rPr>
-          <w:rFonts w:ascii="Arial" w:eastAsia="Times New Roman" w:hAnsi="Arial" w:cs="Times New Roman"/>
-          <w:color w:val="000000"/>
-          <w:lang w:val="en-US"/>
-        </w:rPr>
-        <w:t xml:space="preserve"> – Switch to the history mode. </w:t>
-      </w:r>
-      <w:r>
-        <w:rPr>
-          <w:rFonts w:ascii="Arial" w:eastAsia="Times New Roman" w:hAnsi="Arial" w:cs="Times New Roman"/>
-          <w:color w:val="000000"/>
-          <w:lang w:val="en-US"/>
-        </w:rPr>
-        <w:t>Displays the RX frequencies, channels, code and time in s.</w:t>
+        <w:t>*</w:t>
+      </w:r>
+      <w:r>
+        <w:rPr>
+          <w:rFonts w:ascii="Arial" w:eastAsia="Times New Roman" w:hAnsi="Arial" w:cs="Times New Roman"/>
+          <w:color w:val="000000"/>
+          <w:lang w:val="en-US"/>
+        </w:rPr>
+        <w:t xml:space="preserve"> and</w:t>
+      </w:r>
+      <w:r>
+        <w:rPr>
+          <w:rFonts w:ascii="Arial" w:eastAsia="Times New Roman" w:hAnsi="Arial" w:cs="Times New Roman"/>
+          <w:b/>
+          <w:bCs/>
+          <w:color w:val="000000"/>
+          <w:lang w:val="en-US"/>
+        </w:rPr>
+        <w:t xml:space="preserve"> #  </w:t>
+      </w:r>
+      <w:r>
+        <w:rPr>
+          <w:rFonts w:ascii="Arial" w:eastAsia="Times New Roman" w:hAnsi="Arial" w:cs="Times New Roman"/>
+          <w:color w:val="000000"/>
+          <w:lang w:val="en-US"/>
+        </w:rPr>
+        <w:t xml:space="preserve">DYNSQL </w:t>
+      </w:r>
+      <w:r>
+        <w:rPr>
+          <w:rFonts w:ascii="Arial" w:eastAsia="Times New Roman" w:hAnsi="Arial" w:cs="Times New Roman"/>
+          <w:b/>
+          <w:bCs/>
+          <w:color w:val="000000"/>
+          <w:lang w:val="en-US"/>
+        </w:rPr>
+        <w:t xml:space="preserve">Level setting </w:t>
+      </w:r>
+      <w:r>
+        <w:rPr>
+          <w:rFonts w:ascii="Arial" w:eastAsia="Times New Roman" w:hAnsi="Arial" w:cs="Times New Roman"/>
+          <w:color w:val="000000"/>
+          <w:lang w:val="en-US"/>
+        </w:rPr>
+        <w:t xml:space="preserve"> - RSSI spike threshold  for instant peak capture. For weak and fuzzy signals, increase or disable. </w:t>
       </w:r>
     </w:p>
     <w:p>
@@ -2748,15 +2553,25 @@
           <w:color w:val="000000"/>
           <w:lang w:val="en-US"/>
         </w:rPr>
-        <w:t>*</w:t>
-      </w:r>
-      <w:r>
-        <w:rPr>
-          <w:rFonts w:ascii="Arial" w:eastAsia="Times New Roman" w:hAnsi="Arial" w:cs="Times New Roman"/>
-          <w:color w:val="000000"/>
-          <w:lang w:val="en-US"/>
-        </w:rPr>
-        <w:t xml:space="preserve"> and</w:t>
+        <w:t>L*</w:t>
+      </w:r>
+      <w:r>
+        <w:rPr>
+          <w:rFonts w:ascii="Arial" w:eastAsia="Times New Roman" w:hAnsi="Arial" w:cs="Times New Roman"/>
+          <w:color w:val="000000"/>
+          <w:lang w:val="en-US"/>
+        </w:rPr>
+        <w:t xml:space="preserve"> and </w:t>
+      </w:r>
+      <w:r>
+        <w:rPr>
+          <w:rFonts w:ascii="Arial" w:eastAsia="Times New Roman" w:hAnsi="Arial" w:cs="Times New Roman"/>
+          <w:b/>
+          <w:bCs/>
+          <w:color w:val="000000"/>
+          <w:lang w:val="en-US"/>
+        </w:rPr>
+        <w:t>L#</w:t>
       </w:r>
       <w:r>
         <w:rPr>
@@ -2768,89 +2583,44 @@
         </w:rPr>
         <w:t xml:space="preserve"> </w:t>
       </w:r>
-      <w:proofErr w:type="gramStart"/>
-      <w:r>
-        <w:rPr>
-          <w:rFonts w:ascii="Arial" w:eastAsia="Times New Roman" w:hAnsi="Arial" w:cs="Times New Roman"/>
-          <w:b/>
-          <w:bCs/>
-          <w:color w:val="000000"/>
-          <w:lang w:val="en-US"/>
-        </w:rPr>
-        <w:t xml:space="preserve">#  </w:t>
-      </w:r>
-      <w:r>
-        <w:rPr>
-          <w:rFonts w:ascii="Arial" w:eastAsia="Times New Roman" w:hAnsi="Arial" w:cs="Times New Roman"/>
-          <w:color w:val="000000"/>
-          <w:lang w:val="en-US"/>
-        </w:rPr>
-        <w:t>DYNSQL</w:t>
-      </w:r>
-      <w:proofErr w:type="gramEnd"/>
-      <w:r>
-        <w:rPr>
-          <w:rFonts w:ascii="Arial" w:eastAsia="Times New Roman" w:hAnsi="Arial" w:cs="Times New Roman"/>
-          <w:color w:val="000000"/>
-          <w:lang w:val="en-US"/>
-        </w:rPr>
-        <w:t xml:space="preserve"> </w:t>
-      </w:r>
-      <w:r>
-        <w:rPr>
-          <w:rFonts w:ascii="Arial" w:eastAsia="Times New Roman" w:hAnsi="Arial" w:cs="Times New Roman"/>
-          <w:b/>
-          <w:bCs/>
-          <w:color w:val="000000"/>
-          <w:lang w:val="en-US"/>
-        </w:rPr>
-        <w:t xml:space="preserve">Level </w:t>
-      </w:r>
-      <w:proofErr w:type="gramStart"/>
-      <w:r>
-        <w:rPr>
-          <w:rFonts w:ascii="Arial" w:eastAsia="Times New Roman" w:hAnsi="Arial" w:cs="Times New Roman"/>
-          <w:b/>
-          <w:bCs/>
-          <w:color w:val="000000"/>
-          <w:lang w:val="en-US"/>
-        </w:rPr>
-        <w:t xml:space="preserve">setting </w:t>
-      </w:r>
-      <w:r>
-        <w:rPr>
-          <w:rFonts w:ascii="Arial" w:eastAsia="Times New Roman" w:hAnsi="Arial" w:cs="Times New Roman"/>
-          <w:color w:val="000000"/>
-          <w:lang w:val="en-US"/>
-        </w:rPr>
-        <w:t xml:space="preserve"> -</w:t>
-      </w:r>
-      <w:proofErr w:type="gramEnd"/>
-      <w:r>
-        <w:rPr>
-          <w:rFonts w:ascii="Arial" w:eastAsia="Times New Roman" w:hAnsi="Arial" w:cs="Times New Roman"/>
-          <w:color w:val="000000"/>
-          <w:lang w:val="en-US"/>
-        </w:rPr>
-        <w:t xml:space="preserve"> RSSI spike </w:t>
-      </w:r>
-      <w:proofErr w:type="gramStart"/>
-      <w:r>
-        <w:rPr>
-          <w:rFonts w:ascii="Arial" w:eastAsia="Times New Roman" w:hAnsi="Arial" w:cs="Times New Roman"/>
-          <w:color w:val="000000"/>
-          <w:lang w:val="en-US"/>
-        </w:rPr>
-        <w:t>threshold  for</w:t>
-      </w:r>
-      <w:proofErr w:type="gramEnd"/>
-      <w:r>
-        <w:rPr>
-          <w:rFonts w:ascii="Arial" w:eastAsia="Times New Roman" w:hAnsi="Arial" w:cs="Times New Roman"/>
-          <w:color w:val="000000"/>
-          <w:lang w:val="en-US"/>
-        </w:rPr>
-        <w:t xml:space="preserve"> instant peak capture. For weak and fuzzy signals, increase or disable. </w:t>
+      <w:r>
+        <w:rPr>
+          <w:rFonts w:ascii="Arial" w:eastAsia="Times New Roman" w:hAnsi="Arial" w:cs="Times New Roman"/>
+          <w:color w:val="000000"/>
+          <w:lang w:val="en-US"/>
+        </w:rPr>
+        <w:t>DYNSQL OFF This will fill the history, but won’t stop.</w:t>
+      </w:r>
+    </w:p>
+    <w:p>
+      <w:pPr>
+        <w:pStyle w:val="Titre2"/>
+        <w:pageBreakBefore/>
+        <w:rPr>
+          <w:rFonts w:eastAsia="Times New Roman"/>
+          <w:lang w:val="en-US"/>
+        </w:rPr>
+      </w:pPr>
+      <w:r>
+        <w:rPr>
+          <w:rFonts w:eastAsia="Times New Roman"/>
+          <w:lang w:val="en-US"/>
+        </w:rPr>
+        <w:lastRenderedPageBreak/>
+        <w:t xml:space="preserve">Keys </w:t>
+      </w:r>
+      <w:r>
+        <w:rPr>
+          <w:lang w:val="en-US"/>
+        </w:rPr>
+        <w:t>in</w:t>
+      </w:r>
+      <w:r>
+        <w:rPr>
+          <w:rFonts w:eastAsia="Times New Roman"/>
+          <w:lang w:val="en-US"/>
+        </w:rPr>
+        <w:t xml:space="preserve"> history</w:t>
       </w:r>
     </w:p>
     <w:p>
@@ -2873,100 +2643,24 @@
           <w:color w:val="000000"/>
           <w:lang w:val="en-US"/>
         </w:rPr>
-        <w:t>L*</w:t>
-      </w:r>
-      <w:r>
-        <w:rPr>
-          <w:rFonts w:ascii="Arial" w:eastAsia="Times New Roman" w:hAnsi="Arial" w:cs="Times New Roman"/>
-          <w:color w:val="000000"/>
-          <w:lang w:val="en-US"/>
-        </w:rPr>
-        <w:t xml:space="preserve"> and </w:t>
-      </w:r>
-      <w:r>
-        <w:rPr>
-          <w:rFonts w:ascii="Arial" w:eastAsia="Times New Roman" w:hAnsi="Arial" w:cs="Times New Roman"/>
-          <w:b/>
-          <w:bCs/>
-          <w:color w:val="000000"/>
-          <w:lang w:val="en-US"/>
-        </w:rPr>
-        <w:t>L#</w:t>
-      </w:r>
-      <w:r>
-        <w:rPr>
-          <w:rFonts w:ascii="Arial" w:eastAsia="Times New Roman" w:hAnsi="Arial" w:cs="Times New Roman"/>
-          <w:b/>
-          <w:bCs/>
-          <w:color w:val="000000"/>
-          <w:lang w:val="en-US"/>
-        </w:rPr>
-        <w:t xml:space="preserve"> </w:t>
-      </w:r>
-      <w:r>
-        <w:rPr>
-          <w:rFonts w:ascii="Arial" w:eastAsia="Times New Roman" w:hAnsi="Arial" w:cs="Times New Roman"/>
-          <w:color w:val="000000"/>
-          <w:lang w:val="en-US"/>
-        </w:rPr>
-        <w:t xml:space="preserve">DYNSQL OFF This will fill the </w:t>
-      </w:r>
-      <w:proofErr w:type="gramStart"/>
-      <w:r>
-        <w:rPr>
-          <w:rFonts w:ascii="Arial" w:eastAsia="Times New Roman" w:hAnsi="Arial" w:cs="Times New Roman"/>
-          <w:color w:val="000000"/>
-          <w:lang w:val="en-US"/>
-        </w:rPr>
-        <w:t>history, but</w:t>
-      </w:r>
-      <w:proofErr w:type="gramEnd"/>
-      <w:r>
-        <w:rPr>
-          <w:rFonts w:ascii="Arial" w:eastAsia="Times New Roman" w:hAnsi="Arial" w:cs="Times New Roman"/>
-          <w:color w:val="000000"/>
-          <w:lang w:val="en-US"/>
-        </w:rPr>
-        <w:t xml:space="preserve"> won’t stop.</w:t>
-      </w:r>
-    </w:p>
-    <w:p>
-      <w:pPr>
-        <w:pStyle w:val="Titre2"/>
-        <w:pageBreakBefore/>
-        <w:rPr>
-          <w:rFonts w:eastAsia="Times New Roman"/>
-          <w:lang w:val="en-US"/>
-        </w:rPr>
-      </w:pPr>
-      <w:r>
-        <w:rPr>
-          <w:rFonts w:eastAsia="Times New Roman"/>
-          <w:lang w:val="en-US"/>
-        </w:rPr>
-        <w:lastRenderedPageBreak/>
-        <w:t xml:space="preserve">Keys </w:t>
-      </w:r>
-      <w:r>
-        <w:rPr>
-          <w:lang w:val="en-US"/>
-        </w:rPr>
-        <w:t>in</w:t>
-      </w:r>
-      <w:r>
-        <w:rPr>
-          <w:rFonts w:eastAsia="Times New Roman"/>
-          <w:lang w:val="en-US"/>
-        </w:rPr>
-        <w:t xml:space="preserve"> history</w:t>
-      </w:r>
-    </w:p>
-    <w:p>
-      <w:pPr>
-        <w:rPr>
-          <w:lang w:val="en-US"/>
-        </w:rPr>
-      </w:pPr>
+        <w:t xml:space="preserve">&lt;,&gt; </w:t>
+      </w:r>
+      <w:r>
+        <w:rPr>
+          <w:rFonts w:ascii="Arial" w:eastAsia="Times New Roman" w:hAnsi="Arial" w:cs="Times New Roman"/>
+          <w:color w:val="000000"/>
+          <w:lang w:val="en-US"/>
+        </w:rPr>
+        <w:t>- Move to previous / next item</w:t>
+      </w:r>
+      <w:r>
+        <w:rPr>
+          <w:rFonts w:ascii="Arial" w:eastAsia="Times New Roman" w:hAnsi="Arial" w:cs="Times New Roman"/>
+          <w:color w:val="000000"/>
+          <w:lang w:val="en-US"/>
+        </w:rPr>
+        <w:t>, automatically set to frequency lock to the selected item</w:t>
+      </w:r>
     </w:p>
     <w:p>
       <w:pPr>
@@ -3097,25 +2791,7 @@
           <w:color w:val="000000"/>
           <w:lang w:val="en-US"/>
         </w:rPr>
-        <w:t xml:space="preserve"> – Clears all </w:t>
-      </w:r>
-      <w:proofErr w:type="gramStart"/>
-      <w:r>
-        <w:rPr>
-          <w:rFonts w:ascii="Arial" w:eastAsia="Times New Roman" w:hAnsi="Arial" w:cs="Times New Roman"/>
-          <w:color w:val="000000"/>
-          <w:lang w:val="en-US"/>
-        </w:rPr>
-        <w:t>black listed</w:t>
-      </w:r>
-      <w:proofErr w:type="gramEnd"/>
-      <w:r>
-        <w:rPr>
-          <w:rFonts w:ascii="Arial" w:eastAsia="Times New Roman" w:hAnsi="Arial" w:cs="Times New Roman"/>
-          <w:color w:val="000000"/>
-          <w:lang w:val="en-US"/>
-        </w:rPr>
-        <w:t xml:space="preserve"> entries</w:t>
+        <w:t xml:space="preserve"> – Clears all black listed entries</w:t>
       </w:r>
       <w:r>
         <w:rPr>
@@ -3181,27 +2857,7 @@
           <w:color w:val="000000"/>
           <w:lang w:val="en-US"/>
         </w:rPr>
-        <w:t xml:space="preserve"> - Clears all </w:t>
-      </w:r>
-      <w:proofErr w:type="spellStart"/>
-      <w:proofErr w:type="gramStart"/>
-      <w:r>
-        <w:rPr>
-          <w:rFonts w:ascii="Arial" w:eastAsia="Times New Roman" w:hAnsi="Arial" w:cs="Times New Roman"/>
-          <w:color w:val="000000"/>
-          <w:lang w:val="en-US"/>
-        </w:rPr>
-        <w:t>non black</w:t>
-      </w:r>
-      <w:proofErr w:type="spellEnd"/>
-      <w:proofErr w:type="gramEnd"/>
-      <w:r>
-        <w:rPr>
-          <w:rFonts w:ascii="Arial" w:eastAsia="Times New Roman" w:hAnsi="Arial" w:cs="Times New Roman"/>
-          <w:color w:val="000000"/>
-          <w:lang w:val="en-US"/>
-        </w:rPr>
-        <w:t xml:space="preserve"> listed entries</w:t>
+        <w:t xml:space="preserve"> - Clears all non black listed entries</w:t>
       </w:r>
       <w:r>
         <w:rPr>
@@ -3251,93 +2907,116 @@
     </w:p>
     <w:p>
       <w:pPr>
-        <w:rPr>
-          <w:lang w:val="en-US"/>
-        </w:rPr>
-      </w:pPr>
-    </w:p>
-    <w:p>
-      <w:pPr>
-        <w:pStyle w:val="Titre2"/>
-        <w:rPr>
-          <w:rFonts w:eastAsia="Times New Roman"/>
-          <w:lang w:val="en-US"/>
-        </w:rPr>
-      </w:pPr>
-      <w:r>
-        <w:rPr>
-          <w:rFonts w:eastAsia="Times New Roman"/>
-          <w:lang w:val="en-US"/>
-        </w:rPr>
-        <w:t>PARAMETERS OF THE SPECTRUM ANALYZER</w:t>
-      </w:r>
-    </w:p>
-    <w:p>
-      <w:pPr>
         <w:pStyle w:val="Standard"/>
         <w:autoSpaceDE w:val="0"/>
         <w:spacing w:after="160" w:line="259" w:lineRule="atLeast"/>
-        <w:rPr>
-          <w:lang w:val="en-US"/>
-        </w:rPr>
-      </w:pPr>
-      <w:r>
-        <w:rPr>
-          <w:rFonts w:ascii="Arial" w:eastAsia="Times New Roman" w:hAnsi="Arial" w:cs="Times New Roman"/>
-          <w:b/>
-          <w:bCs/>
-          <w:lang w:val="en-US"/>
-        </w:rPr>
-        <w:t>SPECTRUMDELAY</w:t>
-      </w:r>
-      <w:r>
-        <w:rPr>
-          <w:rFonts w:ascii="Arial" w:eastAsia="Times New Roman" w:hAnsi="Arial" w:cs="Times New Roman"/>
-          <w:lang w:val="en-US"/>
-        </w:rPr>
-        <w:t xml:space="preserve"> – Pause time after signal detection (in </w:t>
-      </w:r>
-      <w:proofErr w:type="spellStart"/>
-      <w:r>
-        <w:rPr>
-          <w:rFonts w:ascii="Arial" w:eastAsia="Times New Roman" w:hAnsi="Arial" w:cs="Times New Roman"/>
-          <w:lang w:val="en-US"/>
-        </w:rPr>
-        <w:t>ms</w:t>
-      </w:r>
-      <w:proofErr w:type="spellEnd"/>
-      <w:r>
-        <w:rPr>
-          <w:rFonts w:ascii="Arial" w:eastAsia="Times New Roman" w:hAnsi="Arial" w:cs="Times New Roman"/>
-          <w:lang w:val="en-US"/>
-        </w:rPr>
-        <w:t>) – if 0, immediately resumes scanning.</w:t>
-      </w:r>
+        <w:jc w:val="both"/>
+        <w:rPr>
+          <w:rFonts w:ascii="Arial" w:eastAsia="Times New Roman" w:hAnsi="Arial" w:cs="Times New Roman"/>
+          <w:color w:val="000000"/>
+          <w:lang w:val="fr-FR"/>
+        </w:rPr>
+      </w:pPr>
+      <w:r>
+        <w:rPr>
+          <w:rFonts w:ascii="Arial" w:eastAsia="Times New Roman" w:hAnsi="Arial" w:cs="Times New Roman"/>
+          <w:b/>
+          <w:bCs/>
+          <w:color w:val="000000"/>
+          <w:lang w:val="fr-FR"/>
+        </w:rPr>
+        <w:t>EXIT</w:t>
+      </w:r>
+      <w:r>
+        <w:rPr>
+          <w:rFonts w:ascii="Arial" w:eastAsia="Times New Roman" w:hAnsi="Arial" w:cs="Times New Roman"/>
+          <w:color w:val="000000"/>
+          <w:lang w:val="fr-FR"/>
+        </w:rPr>
+        <w:t> : go back to SCAN or SPECTRUM</w:t>
+      </w:r>
+    </w:p>
+    <w:p>
+      <w:pPr>
+        <w:pStyle w:val="Titre2"/>
+        <w:rPr>
+          <w:rFonts w:eastAsia="Times New Roman"/>
+          <w:lang w:val="en-US"/>
+        </w:rPr>
+      </w:pPr>
+    </w:p>
+    <w:p>
+      <w:pPr>
+        <w:pStyle w:val="Titre2"/>
+        <w:rPr>
+          <w:rFonts w:eastAsia="Times New Roman"/>
+          <w:lang w:val="en-US"/>
+        </w:rPr>
+      </w:pPr>
+      <w:r>
+        <w:rPr>
+          <w:rFonts w:eastAsia="Times New Roman"/>
+          <w:lang w:val="en-US"/>
+        </w:rPr>
+        <w:t xml:space="preserve">Keys </w:t>
+      </w:r>
+      <w:r>
+        <w:rPr>
+          <w:lang w:val="en-US"/>
+        </w:rPr>
+        <w:t>in</w:t>
+      </w:r>
+      <w:r>
+        <w:rPr>
+          <w:rFonts w:eastAsia="Times New Roman"/>
+          <w:lang w:val="en-US"/>
+        </w:rPr>
+        <w:t xml:space="preserve"> </w:t>
+      </w:r>
+      <w:r>
+        <w:rPr>
+          <w:rFonts w:eastAsia="Times New Roman"/>
+          <w:lang w:val="en-US"/>
+        </w:rPr>
+        <w:t>band selection</w:t>
+      </w:r>
+    </w:p>
+    <w:p>
+      <w:pPr>
+        <w:rPr>
+          <w:lang w:val="en-US"/>
+        </w:rPr>
+      </w:pPr>
     </w:p>
     <w:p>
       <w:pPr>
         <w:pStyle w:val="Standard"/>
         <w:autoSpaceDE w:val="0"/>
         <w:spacing w:after="160" w:line="259" w:lineRule="atLeast"/>
-        <w:rPr>
-          <w:lang w:val="en-US"/>
-        </w:rPr>
-      </w:pPr>
-      <w:r>
-        <w:rPr>
-          <w:rFonts w:ascii="Arial" w:eastAsia="Times New Roman" w:hAnsi="Arial" w:cs="Times New Roman"/>
-          <w:b/>
-          <w:bCs/>
-          <w:lang w:val="en-US"/>
-        </w:rPr>
-        <w:t>MAXLISTENTIME</w:t>
-      </w:r>
-      <w:r>
-        <w:rPr>
-          <w:rFonts w:ascii="Arial" w:eastAsia="Times New Roman" w:hAnsi="Arial" w:cs="Times New Roman"/>
-          <w:lang w:val="en-US"/>
-        </w:rPr>
-        <w:t xml:space="preserve"> – Maximum time to listen to the signal (in seconds) – after that, the scan continues.</w:t>
+        <w:jc w:val="both"/>
+        <w:rPr>
+          <w:rFonts w:ascii="Arial" w:eastAsia="Times New Roman" w:hAnsi="Arial" w:cs="Times New Roman"/>
+          <w:color w:val="000000"/>
+          <w:lang w:val="en-US"/>
+        </w:rPr>
+      </w:pPr>
+      <w:r>
+        <w:rPr>
+          <w:rFonts w:ascii="Arial" w:eastAsia="Times New Roman" w:hAnsi="Arial" w:cs="Times New Roman"/>
+          <w:b/>
+          <w:bCs/>
+          <w:color w:val="000000"/>
+          <w:lang w:val="en-US"/>
+        </w:rPr>
+        <w:t xml:space="preserve">&lt;,&gt; </w:t>
+      </w:r>
+      <w:r>
+        <w:rPr>
+          <w:rFonts w:ascii="Arial" w:eastAsia="Times New Roman" w:hAnsi="Arial" w:cs="Times New Roman"/>
+          <w:color w:val="000000"/>
+          <w:lang w:val="en-US"/>
+        </w:rPr>
+        <w:t>- Move to previous / next item</w:t>
       </w:r>
     </w:p>
     <w:p>
@@ -3345,25 +3024,46 @@
         <w:pStyle w:val="Standard"/>
         <w:autoSpaceDE w:val="0"/>
         <w:spacing w:after="160" w:line="259" w:lineRule="atLeast"/>
-        <w:rPr>
-          <w:lang w:val="en-US"/>
-        </w:rPr>
-      </w:pPr>
-      <w:r>
-        <w:rPr>
-          <w:rFonts w:ascii="Arial" w:eastAsia="Times New Roman" w:hAnsi="Arial" w:cs="Times New Roman"/>
-          <w:b/>
-          <w:bCs/>
-          <w:lang w:val="en-US"/>
-        </w:rPr>
-        <w:t>FSTART</w:t>
-      </w:r>
-      <w:r>
-        <w:rPr>
-          <w:rFonts w:ascii="Arial" w:eastAsia="Times New Roman" w:hAnsi="Arial" w:cs="Times New Roman"/>
-          <w:lang w:val="en-US"/>
-        </w:rPr>
-        <w:t xml:space="preserve"> – Initial frequency of the scan range (in MHz).</w:t>
+        <w:jc w:val="both"/>
+        <w:rPr>
+          <w:lang w:val="en-US"/>
+        </w:rPr>
+      </w:pPr>
+      <w:r>
+        <w:rPr>
+          <w:rFonts w:ascii="Arial" w:eastAsia="Times New Roman" w:hAnsi="Arial" w:cs="Times New Roman"/>
+          <w:b/>
+          <w:bCs/>
+          <w:color w:val="000000"/>
+          <w:lang w:val="en-US"/>
+        </w:rPr>
+        <w:t>1</w:t>
+      </w:r>
+      <w:r>
+        <w:rPr>
+          <w:rFonts w:ascii="Arial" w:eastAsia="Times New Roman" w:hAnsi="Arial" w:cs="Times New Roman"/>
+          <w:b/>
+          <w:bCs/>
+          <w:color w:val="000000"/>
+          <w:lang w:val="en-US"/>
+        </w:rPr>
+        <w:t>,2,3</w:t>
+      </w:r>
+      <w:r>
+        <w:rPr>
+          <w:rFonts w:ascii="Arial" w:eastAsia="Times New Roman" w:hAnsi="Arial" w:cs="Times New Roman"/>
+          <w:color w:val="000000"/>
+          <w:lang w:val="en-US"/>
+        </w:rPr>
+        <w:t xml:space="preserve"> – </w:t>
+      </w:r>
+      <w:r>
+        <w:rPr>
+          <w:rFonts w:ascii="Arial" w:eastAsia="Times New Roman" w:hAnsi="Arial" w:cs="Times New Roman"/>
+          <w:color w:val="000000"/>
+          <w:lang w:val="en-US"/>
+        </w:rPr>
+        <w:t>Select the corresponding preset</w:t>
       </w:r>
     </w:p>
     <w:p>
@@ -3371,25 +3071,44 @@
         <w:pStyle w:val="Standard"/>
         <w:autoSpaceDE w:val="0"/>
         <w:spacing w:after="160" w:line="259" w:lineRule="atLeast"/>
-        <w:rPr>
-          <w:lang w:val="en-US"/>
-        </w:rPr>
-      </w:pPr>
-      <w:r>
-        <w:rPr>
-          <w:rFonts w:ascii="Arial" w:eastAsia="Times New Roman" w:hAnsi="Arial" w:cs="Times New Roman"/>
-          <w:b/>
-          <w:bCs/>
-          <w:lang w:val="en-US"/>
-        </w:rPr>
-        <w:t>FSTOP</w:t>
-      </w:r>
-      <w:r>
-        <w:rPr>
-          <w:rFonts w:ascii="Arial" w:eastAsia="Times New Roman" w:hAnsi="Arial" w:cs="Times New Roman"/>
-          <w:lang w:val="en-US"/>
-        </w:rPr>
-        <w:t xml:space="preserve"> – End frequency of the scan range (in MHz).</w:t>
+        <w:jc w:val="both"/>
+        <w:rPr>
+          <w:lang w:val="en-US"/>
+        </w:rPr>
+      </w:pPr>
+      <w:r>
+        <w:rPr>
+          <w:rFonts w:ascii="Arial" w:eastAsia="Times New Roman" w:hAnsi="Arial" w:cs="Times New Roman"/>
+          <w:b/>
+          <w:bCs/>
+          <w:color w:val="000000"/>
+          <w:lang w:val="en-US"/>
+        </w:rPr>
+        <w:t>4</w:t>
+      </w:r>
+      <w:r>
+        <w:rPr>
+          <w:rFonts w:ascii="Arial" w:eastAsia="Times New Roman" w:hAnsi="Arial" w:cs="Times New Roman"/>
+          <w:color w:val="000000"/>
+          <w:lang w:val="en-US"/>
+        </w:rPr>
+        <w:t xml:space="preserve"> – </w:t>
+      </w:r>
+      <w:r>
+        <w:rPr>
+          <w:rFonts w:ascii="Arial" w:eastAsia="Times New Roman" w:hAnsi="Arial" w:cs="Times New Roman"/>
+          <w:color w:val="000000"/>
+          <w:lang w:val="en-US"/>
+        </w:rPr>
+        <w:t>Activate or deactivate one band</w:t>
+      </w:r>
+      <w:r>
+        <w:rPr>
+          <w:rFonts w:ascii="Arial" w:eastAsia="Times New Roman" w:hAnsi="Arial" w:cs="Times New Roman"/>
+          <w:color w:val="000000"/>
+          <w:lang w:val="en-US"/>
+        </w:rPr>
+        <w:t>.</w:t>
       </w:r>
     </w:p>
     <w:p>
@@ -3397,25 +3116,38 @@
         <w:pStyle w:val="Standard"/>
         <w:autoSpaceDE w:val="0"/>
         <w:spacing w:after="160" w:line="259" w:lineRule="atLeast"/>
-        <w:rPr>
-          <w:lang w:val="en-US"/>
-        </w:rPr>
-      </w:pPr>
-      <w:r>
-        <w:rPr>
-          <w:rFonts w:ascii="Arial" w:eastAsia="Times New Roman" w:hAnsi="Arial" w:cs="Times New Roman"/>
-          <w:b/>
-          <w:bCs/>
-          <w:lang w:val="en-US"/>
-        </w:rPr>
-        <w:t>STEP</w:t>
-      </w:r>
-      <w:r>
-        <w:rPr>
-          <w:rFonts w:ascii="Arial" w:eastAsia="Times New Roman" w:hAnsi="Arial" w:cs="Times New Roman"/>
-          <w:lang w:val="en-US"/>
-        </w:rPr>
-        <w:t xml:space="preserve"> – Frequency scan step (in kHz): 0.01; 0.05; 0.1; 0.5; 1.0; 2.0; 5.0; 6.25; 10.0; 12.5; 20.0; 25.0; 50.0; 100.0.</w:t>
+        <w:jc w:val="both"/>
+        <w:rPr>
+          <w:rFonts w:ascii="Arial" w:eastAsia="Times New Roman" w:hAnsi="Arial" w:cs="Times New Roman"/>
+          <w:color w:val="000000"/>
+          <w:lang w:val="en-US"/>
+        </w:rPr>
+      </w:pPr>
+      <w:r>
+        <w:rPr>
+          <w:rFonts w:ascii="Arial" w:eastAsia="Times New Roman" w:hAnsi="Arial" w:cs="Times New Roman"/>
+          <w:b/>
+          <w:bCs/>
+          <w:color w:val="000000"/>
+          <w:lang w:val="en-US"/>
+        </w:rPr>
+        <w:t>5</w:t>
+      </w:r>
+      <w:r>
+        <w:rPr>
+          <w:rFonts w:ascii="Arial" w:eastAsia="Times New Roman" w:hAnsi="Arial" w:cs="Times New Roman"/>
+          <w:color w:val="000000"/>
+          <w:lang w:val="en-US"/>
+        </w:rPr>
+        <w:t xml:space="preserve"> – Activate one band</w:t>
+      </w:r>
+      <w:r>
+        <w:rPr>
+          <w:rFonts w:ascii="Arial" w:eastAsia="Times New Roman" w:hAnsi="Arial" w:cs="Times New Roman"/>
+          <w:color w:val="000000"/>
+          <w:lang w:val="en-US"/>
+        </w:rPr>
+        <w:t xml:space="preserve"> and deactivate any other</w:t>
       </w:r>
     </w:p>
     <w:p>
@@ -3423,73 +3155,60 @@
         <w:pStyle w:val="Standard"/>
         <w:autoSpaceDE w:val="0"/>
         <w:spacing w:after="160" w:line="259" w:lineRule="atLeast"/>
-        <w:rPr>
-          <w:lang w:val="en-US"/>
-        </w:rPr>
-      </w:pPr>
-      <w:r>
-        <w:rPr>
-          <w:rFonts w:ascii="Arial" w:eastAsia="Times New Roman" w:hAnsi="Arial" w:cs="Times New Roman"/>
-          <w:b/>
-          <w:bCs/>
-          <w:lang w:val="en-US"/>
-        </w:rPr>
-        <w:t>LISTENBW</w:t>
-      </w:r>
-      <w:r>
-        <w:rPr>
-          <w:rFonts w:ascii="Arial" w:eastAsia="Times New Roman" w:hAnsi="Arial" w:cs="Times New Roman"/>
-          <w:lang w:val="en-US"/>
-        </w:rPr>
-        <w:t xml:space="preserve"> – Bandwidth: </w:t>
-      </w:r>
-      <w:r>
-        <w:rPr>
-          <w:rFonts w:ascii="Arial" w:eastAsia="Times New Roman" w:hAnsi="Arial" w:cs="Times New Roman"/>
-          <w:b/>
-          <w:bCs/>
-          <w:lang w:val="en-US"/>
-        </w:rPr>
-        <w:t>Wide</w:t>
-      </w:r>
-      <w:r>
-        <w:rPr>
-          <w:rFonts w:ascii="Arial" w:eastAsia="Times New Roman" w:hAnsi="Arial" w:cs="Times New Roman"/>
-          <w:lang w:val="en-US"/>
-        </w:rPr>
-        <w:t xml:space="preserve"> (25 kHz) / </w:t>
-      </w:r>
-      <w:r>
-        <w:rPr>
-          <w:rFonts w:ascii="Arial" w:eastAsia="Times New Roman" w:hAnsi="Arial" w:cs="Times New Roman"/>
-          <w:b/>
-          <w:bCs/>
-          <w:lang w:val="en-US"/>
-        </w:rPr>
-        <w:t>Narrow</w:t>
-      </w:r>
-      <w:r>
-        <w:rPr>
-          <w:rFonts w:ascii="Arial" w:eastAsia="Times New Roman" w:hAnsi="Arial" w:cs="Times New Roman"/>
-          <w:lang w:val="en-US"/>
-        </w:rPr>
-        <w:t xml:space="preserve"> (12.5 kHz)/ </w:t>
-      </w:r>
-      <w:r>
-        <w:rPr>
-          <w:rFonts w:ascii="Arial" w:eastAsia="Times New Roman" w:hAnsi="Arial" w:cs="Times New Roman"/>
-          <w:b/>
-          <w:bCs/>
-          <w:lang w:val="en-US"/>
-        </w:rPr>
-        <w:t>AIR</w:t>
-      </w:r>
-      <w:r>
-        <w:rPr>
-          <w:rFonts w:ascii="Arial" w:eastAsia="Times New Roman" w:hAnsi="Arial" w:cs="Times New Roman"/>
-          <w:lang w:val="en-US"/>
-        </w:rPr>
-        <w:t xml:space="preserve"> (8.33kHz).</w:t>
+        <w:jc w:val="both"/>
+        <w:rPr>
+          <w:lang w:val="en-US"/>
+        </w:rPr>
+      </w:pPr>
+      <w:r>
+        <w:rPr>
+          <w:rFonts w:ascii="Arial" w:eastAsia="Times New Roman" w:hAnsi="Arial" w:cs="Times New Roman"/>
+          <w:b/>
+          <w:bCs/>
+          <w:color w:val="000000"/>
+          <w:lang w:val="en-US"/>
+        </w:rPr>
+        <w:t>7</w:t>
+      </w:r>
+      <w:r>
+        <w:rPr>
+          <w:rFonts w:ascii="Arial" w:eastAsia="Times New Roman" w:hAnsi="Arial" w:cs="Times New Roman"/>
+          <w:color w:val="000000"/>
+          <w:lang w:val="en-US"/>
+        </w:rPr>
+        <w:t xml:space="preserve"> </w:t>
+      </w:r>
+      <w:r>
+        <w:rPr>
+          <w:rFonts w:ascii="Arial" w:eastAsia="Times New Roman" w:hAnsi="Arial" w:cs="Times New Roman"/>
+          <w:color w:val="000000"/>
+          <w:lang w:val="en-US"/>
+        </w:rPr>
+        <w:t>–</w:t>
+      </w:r>
+      <w:r>
+        <w:rPr>
+          <w:rFonts w:ascii="Arial" w:eastAsia="Times New Roman" w:hAnsi="Arial" w:cs="Times New Roman"/>
+          <w:color w:val="000000"/>
+          <w:lang w:val="en-US"/>
+        </w:rPr>
+        <w:t xml:space="preserve"> </w:t>
+      </w:r>
+      <w:r>
+        <w:rPr>
+          <w:rFonts w:ascii="Arial" w:eastAsia="Times New Roman" w:hAnsi="Arial" w:cs="Times New Roman"/>
+          <w:color w:val="000000"/>
+          <w:lang w:val="en-US"/>
+        </w:rPr>
+        <w:t>Save current preset</w:t>
+      </w:r>
+      <w:r>
+        <w:rPr>
+          <w:rFonts w:ascii="Arial" w:eastAsia="Times New Roman" w:hAnsi="Arial" w:cs="Times New Roman"/>
+          <w:color w:val="000000"/>
+          <w:lang w:val="en-US"/>
+        </w:rPr>
+        <w:t>.</w:t>
       </w:r>
     </w:p>
     <w:p>
@@ -3497,41 +3216,54 @@
         <w:pStyle w:val="Standard"/>
         <w:autoSpaceDE w:val="0"/>
         <w:spacing w:after="160" w:line="259" w:lineRule="atLeast"/>
-        <w:rPr>
-          <w:lang w:val="en-US"/>
-        </w:rPr>
-      </w:pPr>
-      <w:r>
-        <w:rPr>
-          <w:rFonts w:ascii="Arial" w:eastAsia="Times New Roman" w:hAnsi="Arial" w:cs="Times New Roman"/>
-          <w:b/>
-          <w:bCs/>
-          <w:lang w:val="en-US"/>
-        </w:rPr>
-        <w:t>MODULATION</w:t>
-      </w:r>
-      <w:r>
-        <w:rPr>
-          <w:rFonts w:ascii="Arial" w:eastAsia="Times New Roman" w:hAnsi="Arial" w:cs="Times New Roman"/>
-          <w:lang w:val="en-US"/>
-        </w:rPr>
-        <w:t xml:space="preserve"> – Modulation type: </w:t>
-      </w:r>
-      <w:r>
-        <w:rPr>
-          <w:rFonts w:ascii="Arial" w:eastAsia="Times New Roman" w:hAnsi="Arial" w:cs="Times New Roman"/>
-          <w:b/>
-          <w:bCs/>
-          <w:lang w:val="en-US"/>
-        </w:rPr>
-        <w:t>FM/AM/USB</w:t>
-      </w:r>
-      <w:r>
-        <w:rPr>
-          <w:rFonts w:ascii="Arial" w:eastAsia="Times New Roman" w:hAnsi="Arial" w:cs="Times New Roman"/>
-          <w:lang w:val="en-US"/>
-        </w:rPr>
-        <w:t>.</w:t>
+        <w:jc w:val="both"/>
+        <w:rPr>
+          <w:rFonts w:ascii="Arial" w:eastAsia="Times New Roman" w:hAnsi="Arial" w:cs="Times New Roman"/>
+          <w:color w:val="000000"/>
+          <w:lang w:val="fr-FR"/>
+        </w:rPr>
+      </w:pPr>
+      <w:r>
+        <w:rPr>
+          <w:rFonts w:ascii="Arial" w:eastAsia="Times New Roman" w:hAnsi="Arial" w:cs="Times New Roman"/>
+          <w:b/>
+          <w:bCs/>
+          <w:color w:val="000000"/>
+          <w:lang w:val="en-US"/>
+        </w:rPr>
+        <w:t>MENU</w:t>
+      </w:r>
+      <w:r>
+        <w:rPr>
+          <w:rFonts w:ascii="Arial" w:eastAsia="Times New Roman" w:hAnsi="Arial" w:cs="Times New Roman"/>
+          <w:color w:val="000000"/>
+          <w:lang w:val="en-US"/>
+        </w:rPr>
+        <w:t xml:space="preserve"> - </w:t>
+      </w:r>
+      <w:r>
+        <w:rPr>
+          <w:rFonts w:ascii="Arial" w:eastAsia="Times New Roman" w:hAnsi="Arial" w:cs="Times New Roman"/>
+          <w:color w:val="000000"/>
+          <w:lang w:val="fr-FR"/>
+        </w:rPr>
+        <w:t xml:space="preserve"> activate selected </w:t>
+      </w:r>
+      <w:r>
+        <w:rPr>
+          <w:rFonts w:ascii="Arial" w:eastAsia="Times New Roman" w:hAnsi="Arial" w:cs="Times New Roman"/>
+          <w:color w:val="000000"/>
+          <w:lang w:val="fr-FR"/>
+        </w:rPr>
+        <w:t>item</w:t>
+      </w:r>
+      <w:r>
+        <w:rPr>
+          <w:rFonts w:ascii="Arial" w:eastAsia="Times New Roman" w:hAnsi="Arial" w:cs="Times New Roman"/>
+          <w:color w:val="000000"/>
+          <w:lang w:val="fr-FR"/>
+        </w:rPr>
+        <w:t xml:space="preserve"> and start scanning</w:t>
       </w:r>
     </w:p>
     <w:p>
@@ -3539,26 +3271,30 @@
         <w:pStyle w:val="Standard"/>
         <w:autoSpaceDE w:val="0"/>
         <w:spacing w:after="160" w:line="259" w:lineRule="atLeast"/>
-        <w:rPr>
-          <w:rFonts w:ascii="Arial" w:eastAsia="Times New Roman" w:hAnsi="Arial" w:cs="Times New Roman"/>
-          <w:lang w:val="en-US"/>
-        </w:rPr>
-      </w:pPr>
-      <w:r>
-        <w:rPr>
-          <w:rFonts w:ascii="Arial" w:eastAsia="Times New Roman" w:hAnsi="Arial" w:cs="Times New Roman"/>
-          <w:b/>
-          <w:bCs/>
-          <w:lang w:val="en-US"/>
-        </w:rPr>
-        <w:t>POWERSAVE</w:t>
-      </w:r>
-      <w:r>
-        <w:rPr>
-          <w:rFonts w:ascii="Arial" w:eastAsia="Times New Roman" w:hAnsi="Arial" w:cs="Times New Roman"/>
-          <w:lang w:val="en-US"/>
-        </w:rPr>
-        <w:t xml:space="preserve"> – Power saving mode: Off /200ms /500ms /1s /2s /5s.</w:t>
+        <w:jc w:val="both"/>
+        <w:rPr>
+          <w:rFonts w:ascii="Arial" w:eastAsia="Times New Roman" w:hAnsi="Arial" w:cs="Times New Roman"/>
+          <w:color w:val="000000"/>
+          <w:lang w:val="fr-FR"/>
+        </w:rPr>
+      </w:pPr>
+      <w:r>
+        <w:rPr>
+          <w:rFonts w:ascii="Arial" w:eastAsia="Times New Roman" w:hAnsi="Arial" w:cs="Times New Roman"/>
+          <w:b/>
+          <w:bCs/>
+          <w:color w:val="000000"/>
+          <w:lang w:val="fr-FR"/>
+        </w:rPr>
+        <w:t>EXIT</w:t>
+      </w:r>
+      <w:r>
+        <w:rPr>
+          <w:rFonts w:ascii="Arial" w:eastAsia="Times New Roman" w:hAnsi="Arial" w:cs="Times New Roman"/>
+          <w:color w:val="000000"/>
+          <w:lang w:val="fr-FR"/>
+        </w:rPr>
+        <w:t> : go back to SCAN or SPECTRUM</w:t>
       </w:r>
     </w:p>
     <w:p>
@@ -3566,25 +3302,55 @@
         <w:pStyle w:val="Standard"/>
         <w:autoSpaceDE w:val="0"/>
         <w:spacing w:after="160" w:line="259" w:lineRule="atLeast"/>
-        <w:rPr>
-          <w:lang w:val="en-US"/>
-        </w:rPr>
-      </w:pPr>
-      <w:r>
-        <w:rPr>
-          <w:rFonts w:ascii="Arial" w:eastAsia="Times New Roman" w:hAnsi="Arial" w:cs="Times New Roman"/>
-          <w:b/>
-          <w:bCs/>
-          <w:lang w:val="en-US"/>
-        </w:rPr>
-        <w:t>KEY UNLOCKED</w:t>
-      </w:r>
-      <w:r>
-        <w:rPr>
-          <w:rFonts w:ascii="Arial" w:eastAsia="Times New Roman" w:hAnsi="Arial" w:cs="Times New Roman"/>
-          <w:lang w:val="en-US"/>
-        </w:rPr>
-        <w:t xml:space="preserve"> – THE TIME BEFORE THE KEYPAD IS LOCKED.</w:t>
+        <w:jc w:val="both"/>
+        <w:rPr>
+          <w:rFonts w:ascii="Arial" w:eastAsia="Times New Roman" w:hAnsi="Arial" w:cs="Times New Roman"/>
+          <w:color w:val="000000"/>
+          <w:lang w:val="en-US"/>
+        </w:rPr>
+      </w:pPr>
+    </w:p>
+    <w:p>
+      <w:pPr>
+        <w:pStyle w:val="Titre2"/>
+        <w:rPr>
+          <w:rFonts w:eastAsia="Times New Roman"/>
+          <w:lang w:val="en-US"/>
+        </w:rPr>
+      </w:pPr>
+      <w:r>
+        <w:rPr>
+          <w:rFonts w:eastAsia="Times New Roman"/>
+          <w:lang w:val="en-US"/>
+        </w:rPr>
+        <w:t xml:space="preserve">Keys </w:t>
+      </w:r>
+      <w:r>
+        <w:rPr>
+          <w:lang w:val="en-US"/>
+        </w:rPr>
+        <w:t>in</w:t>
+      </w:r>
+      <w:r>
+        <w:rPr>
+          <w:rFonts w:eastAsia="Times New Roman"/>
+          <w:lang w:val="en-US"/>
+        </w:rPr>
+        <w:t xml:space="preserve"> </w:t>
+      </w:r>
+      <w:r>
+        <w:rPr>
+          <w:rFonts w:eastAsia="Times New Roman"/>
+          <w:lang w:val="en-US"/>
+        </w:rPr>
+        <w:t>scanlist</w:t>
+      </w:r>
+      <w:r>
+        <w:rPr>
+          <w:rFonts w:eastAsia="Times New Roman"/>
+          <w:lang w:val="en-US"/>
+        </w:rPr>
+        <w:t xml:space="preserve"> selection</w:t>
       </w:r>
     </w:p>
     <w:p>
@@ -3592,62 +3358,30 @@
         <w:pStyle w:val="Standard"/>
         <w:autoSpaceDE w:val="0"/>
         <w:spacing w:after="160" w:line="259" w:lineRule="atLeast"/>
-        <w:rPr>
-          <w:rFonts w:ascii="Arial" w:eastAsia="Times New Roman" w:hAnsi="Arial" w:cs="Times New Roman"/>
-          <w:lang w:val="en-US"/>
-        </w:rPr>
-      </w:pPr>
-      <w:r>
-        <w:rPr>
-          <w:rFonts w:ascii="Arial" w:eastAsia="Times New Roman" w:hAnsi="Arial" w:cs="Times New Roman"/>
-          <w:b/>
-          <w:bCs/>
-          <w:lang w:val="en-US"/>
-        </w:rPr>
-        <w:t>NOIS</w:t>
-      </w:r>
-      <w:r>
-        <w:rPr>
-          <w:rFonts w:ascii="Arial" w:eastAsia="Times New Roman" w:hAnsi="Arial" w:cs="Times New Roman"/>
-          <w:b/>
-          <w:bCs/>
-          <w:lang w:val="en-US"/>
-        </w:rPr>
-        <w:t xml:space="preserve"> </w:t>
-      </w:r>
-      <w:r>
-        <w:rPr>
-          <w:rFonts w:ascii="Arial" w:eastAsia="Times New Roman" w:hAnsi="Arial" w:cs="Times New Roman"/>
-          <w:b/>
-          <w:bCs/>
-          <w:lang w:val="en-US"/>
-        </w:rPr>
-        <w:t>LVL</w:t>
-      </w:r>
-      <w:r>
-        <w:rPr>
-          <w:rFonts w:ascii="Arial" w:eastAsia="Times New Roman" w:hAnsi="Arial" w:cs="Times New Roman"/>
-          <w:b/>
-          <w:bCs/>
-          <w:lang w:val="en-US"/>
-        </w:rPr>
-        <w:t xml:space="preserve"> </w:t>
-      </w:r>
-      <w:r>
-        <w:rPr>
-          <w:rFonts w:ascii="Arial" w:eastAsia="Times New Roman" w:hAnsi="Arial" w:cs="Times New Roman"/>
-          <w:b/>
-          <w:bCs/>
-          <w:lang w:val="en-US"/>
-        </w:rPr>
-        <w:t>OFF</w:t>
-      </w:r>
-      <w:r>
-        <w:rPr>
-          <w:rFonts w:ascii="Arial" w:eastAsia="Times New Roman" w:hAnsi="Arial" w:cs="Times New Roman"/>
-          <w:lang w:val="en-US"/>
-        </w:rPr>
-        <w:t xml:space="preserve"> – Noise level for disabling reception (above this – the signal is counted).</w:t>
+        <w:jc w:val="both"/>
+        <w:rPr>
+          <w:rFonts w:ascii="Arial" w:eastAsia="Times New Roman" w:hAnsi="Arial" w:cs="Times New Roman"/>
+          <w:color w:val="000000"/>
+          <w:lang w:val="en-US"/>
+        </w:rPr>
+      </w:pPr>
+      <w:r>
+        <w:rPr>
+          <w:rFonts w:ascii="Arial" w:eastAsia="Times New Roman" w:hAnsi="Arial" w:cs="Times New Roman"/>
+          <w:b/>
+          <w:bCs/>
+          <w:color w:val="000000"/>
+          <w:lang w:val="en-US"/>
+        </w:rPr>
+        <w:t xml:space="preserve">&lt;,&gt; </w:t>
+      </w:r>
+      <w:r>
+        <w:rPr>
+          <w:rFonts w:ascii="Arial" w:eastAsia="Times New Roman" w:hAnsi="Arial" w:cs="Times New Roman"/>
+          <w:color w:val="000000"/>
+          <w:lang w:val="en-US"/>
+        </w:rPr>
+        <w:t>- Move to previous / next item</w:t>
       </w:r>
     </w:p>
     <w:p>
@@ -3655,41 +3389,44 @@
         <w:pStyle w:val="Standard"/>
         <w:autoSpaceDE w:val="0"/>
         <w:spacing w:after="160" w:line="259" w:lineRule="atLeast"/>
-        <w:rPr>
-          <w:lang w:val="en-US"/>
-        </w:rPr>
-      </w:pPr>
-      <w:r>
-        <w:rPr>
-          <w:rFonts w:ascii="Arial" w:eastAsia="Times New Roman" w:hAnsi="Arial" w:cs="Times New Roman"/>
-          <w:b/>
-          <w:bCs/>
-          <w:lang w:val="en-US"/>
-        </w:rPr>
-        <w:t>POPUPS</w:t>
-      </w:r>
-      <w:r>
-        <w:rPr>
-          <w:rFonts w:ascii="Arial" w:eastAsia="Times New Roman" w:hAnsi="Arial" w:cs="Times New Roman"/>
-          <w:lang w:val="en-US"/>
-        </w:rPr>
-        <w:t xml:space="preserve"> – Popup display time (in </w:t>
-      </w:r>
-      <w:proofErr w:type="spellStart"/>
-      <w:r>
-        <w:rPr>
-          <w:rFonts w:ascii="Arial" w:eastAsia="Times New Roman" w:hAnsi="Arial" w:cs="Times New Roman"/>
-          <w:lang w:val="en-US"/>
-        </w:rPr>
-        <w:t>ms</w:t>
-      </w:r>
-      <w:proofErr w:type="spellEnd"/>
-      <w:r>
-        <w:rPr>
-          <w:rFonts w:ascii="Arial" w:eastAsia="Times New Roman" w:hAnsi="Arial" w:cs="Times New Roman"/>
-          <w:lang w:val="en-US"/>
-        </w:rPr>
-        <w:t>) – 0 = disabled.</w:t>
+        <w:jc w:val="both"/>
+        <w:rPr>
+          <w:lang w:val="en-US"/>
+        </w:rPr>
+      </w:pPr>
+      <w:r>
+        <w:rPr>
+          <w:rFonts w:ascii="Arial" w:eastAsia="Times New Roman" w:hAnsi="Arial" w:cs="Times New Roman"/>
+          <w:b/>
+          <w:bCs/>
+          <w:color w:val="000000"/>
+          <w:lang w:val="en-US"/>
+        </w:rPr>
+        <w:t>4</w:t>
+      </w:r>
+      <w:r>
+        <w:rPr>
+          <w:rFonts w:ascii="Arial" w:eastAsia="Times New Roman" w:hAnsi="Arial" w:cs="Times New Roman"/>
+          <w:color w:val="000000"/>
+          <w:lang w:val="en-US"/>
+        </w:rPr>
+        <w:t xml:space="preserve"> – Activate or deactivate one </w:t>
+      </w:r>
+      <w:r>
+        <w:rPr>
+          <w:rFonts w:ascii="Arial" w:eastAsia="Times New Roman" w:hAnsi="Arial" w:cs="Times New Roman"/>
+          <w:color w:val="000000"/>
+          <w:lang w:val="en-US"/>
+        </w:rPr>
+        <w:t>scanlist</w:t>
+      </w:r>
+      <w:r>
+        <w:rPr>
+          <w:rFonts w:ascii="Arial" w:eastAsia="Times New Roman" w:hAnsi="Arial" w:cs="Times New Roman"/>
+          <w:color w:val="000000"/>
+          <w:lang w:val="en-US"/>
+        </w:rPr>
+        <w:t>.</w:t>
       </w:r>
     </w:p>
     <w:p>
@@ -3697,25 +3434,46 @@
         <w:pStyle w:val="Standard"/>
         <w:autoSpaceDE w:val="0"/>
         <w:spacing w:after="160" w:line="259" w:lineRule="atLeast"/>
-        <w:rPr>
-          <w:lang w:val="en-US"/>
-        </w:rPr>
-      </w:pPr>
-      <w:r>
-        <w:rPr>
-          <w:rFonts w:ascii="Arial" w:eastAsia="Times New Roman" w:hAnsi="Arial" w:cs="Times New Roman"/>
-          <w:b/>
-          <w:bCs/>
-          <w:lang w:val="en-US"/>
-        </w:rPr>
-        <w:t>RECORD TRIG</w:t>
-      </w:r>
-      <w:r>
-        <w:rPr>
-          <w:rFonts w:ascii="Arial" w:eastAsia="Times New Roman" w:hAnsi="Arial" w:cs="Times New Roman"/>
-          <w:lang w:val="en-US"/>
-        </w:rPr>
-        <w:t xml:space="preserve"> – An additional threshold for recording in history. The higher the threshold, the stronger the signal will be recorded.</w:t>
+        <w:jc w:val="both"/>
+        <w:rPr>
+          <w:rFonts w:ascii="Arial" w:eastAsia="Times New Roman" w:hAnsi="Arial" w:cs="Times New Roman"/>
+          <w:color w:val="000000"/>
+          <w:lang w:val="en-US"/>
+        </w:rPr>
+      </w:pPr>
+      <w:r>
+        <w:rPr>
+          <w:rFonts w:ascii="Arial" w:eastAsia="Times New Roman" w:hAnsi="Arial" w:cs="Times New Roman"/>
+          <w:b/>
+          <w:bCs/>
+          <w:color w:val="000000"/>
+          <w:lang w:val="en-US"/>
+        </w:rPr>
+        <w:t>5</w:t>
+      </w:r>
+      <w:r>
+        <w:rPr>
+          <w:rFonts w:ascii="Arial" w:eastAsia="Times New Roman" w:hAnsi="Arial" w:cs="Times New Roman"/>
+          <w:color w:val="000000"/>
+          <w:lang w:val="en-US"/>
+        </w:rPr>
+        <w:t xml:space="preserve"> – Activate one </w:t>
+      </w:r>
+      <w:r>
+        <w:rPr>
+          <w:rFonts w:ascii="Arial" w:eastAsia="Times New Roman" w:hAnsi="Arial" w:cs="Times New Roman"/>
+          <w:color w:val="000000"/>
+          <w:lang w:val="en-US"/>
+        </w:rPr>
+        <w:t>scanlist</w:t>
+      </w:r>
+      <w:r>
+        <w:rPr>
+          <w:rFonts w:ascii="Arial" w:eastAsia="Times New Roman" w:hAnsi="Arial" w:cs="Times New Roman"/>
+          <w:color w:val="000000"/>
+          <w:lang w:val="en-US"/>
+        </w:rPr>
+        <w:t xml:space="preserve"> and deactivate any other</w:t>
       </w:r>
     </w:p>
     <w:p>
@@ -3723,25 +3481,54 @@
         <w:pStyle w:val="Standard"/>
         <w:autoSpaceDE w:val="0"/>
         <w:spacing w:after="160" w:line="259" w:lineRule="atLeast"/>
-        <w:rPr>
-          <w:lang w:val="en-US"/>
-        </w:rPr>
-      </w:pPr>
-      <w:r>
-        <w:rPr>
-          <w:rFonts w:ascii="Arial" w:eastAsia="Times New Roman" w:hAnsi="Arial" w:cs="Times New Roman"/>
-          <w:b/>
-          <w:bCs/>
-          <w:lang w:val="en-US"/>
-        </w:rPr>
-        <w:t>SOUND BOOST</w:t>
-      </w:r>
-      <w:r>
-        <w:rPr>
-          <w:rFonts w:ascii="Arial" w:eastAsia="Times New Roman" w:hAnsi="Arial" w:cs="Times New Roman"/>
-          <w:lang w:val="en-US"/>
-        </w:rPr>
-        <w:t xml:space="preserve"> – Amplify sound. Increase bass frequencies.</w:t>
+        <w:jc w:val="both"/>
+        <w:rPr>
+          <w:rFonts w:ascii="Arial" w:eastAsia="Times New Roman" w:hAnsi="Arial" w:cs="Times New Roman"/>
+          <w:color w:val="000000"/>
+          <w:lang w:val="fr-FR"/>
+        </w:rPr>
+      </w:pPr>
+      <w:r>
+        <w:rPr>
+          <w:rFonts w:ascii="Arial" w:eastAsia="Times New Roman" w:hAnsi="Arial" w:cs="Times New Roman"/>
+          <w:b/>
+          <w:bCs/>
+          <w:color w:val="000000"/>
+          <w:lang w:val="en-US"/>
+        </w:rPr>
+        <w:t>MENU</w:t>
+      </w:r>
+      <w:r>
+        <w:rPr>
+          <w:rFonts w:ascii="Arial" w:eastAsia="Times New Roman" w:hAnsi="Arial" w:cs="Times New Roman"/>
+          <w:color w:val="000000"/>
+          <w:lang w:val="en-US"/>
+        </w:rPr>
+        <w:t xml:space="preserve"> - </w:t>
+      </w:r>
+      <w:r>
+        <w:rPr>
+          <w:rFonts w:ascii="Arial" w:eastAsia="Times New Roman" w:hAnsi="Arial" w:cs="Times New Roman"/>
+          <w:color w:val="000000"/>
+          <w:lang w:val="fr-FR"/>
+        </w:rPr>
+        <w:t xml:space="preserve"> activate selected </w:t>
+      </w:r>
+      <w:r>
+        <w:rPr>
+          <w:rFonts w:ascii="Arial" w:eastAsia="Times New Roman" w:hAnsi="Arial" w:cs="Times New Roman"/>
+          <w:color w:val="000000"/>
+          <w:lang w:val="fr-FR"/>
+        </w:rPr>
+        <w:t>item</w:t>
+      </w:r>
+      <w:r>
+        <w:rPr>
+          <w:rFonts w:ascii="Arial" w:eastAsia="Times New Roman" w:hAnsi="Arial" w:cs="Times New Roman"/>
+          <w:color w:val="000000"/>
+          <w:lang w:val="fr-FR"/>
+        </w:rPr>
+        <w:t xml:space="preserve"> and start scanning</w:t>
       </w:r>
     </w:p>
     <w:p>
@@ -3749,6 +3536,536 @@
         <w:pStyle w:val="Standard"/>
         <w:autoSpaceDE w:val="0"/>
         <w:spacing w:after="160" w:line="259" w:lineRule="atLeast"/>
+        <w:jc w:val="both"/>
+        <w:rPr>
+          <w:rFonts w:ascii="Arial" w:eastAsia="Times New Roman" w:hAnsi="Arial" w:cs="Times New Roman"/>
+          <w:color w:val="000000"/>
+          <w:lang w:val="fr-FR"/>
+        </w:rPr>
+      </w:pPr>
+      <w:r>
+        <w:rPr>
+          <w:rFonts w:ascii="Arial" w:eastAsia="Times New Roman" w:hAnsi="Arial" w:cs="Times New Roman"/>
+          <w:b/>
+          <w:bCs/>
+          <w:color w:val="000000"/>
+          <w:lang w:val="fr-FR"/>
+        </w:rPr>
+        <w:t>EXIT</w:t>
+      </w:r>
+      <w:r>
+        <w:rPr>
+          <w:rFonts w:ascii="Arial" w:eastAsia="Times New Roman" w:hAnsi="Arial" w:cs="Times New Roman"/>
+          <w:color w:val="000000"/>
+          <w:lang w:val="fr-FR"/>
+        </w:rPr>
+        <w:t> : go back to SCAN or SPECTRUM</w:t>
+      </w:r>
+    </w:p>
+    <w:p>
+      <w:pPr>
+        <w:pStyle w:val="Standard"/>
+        <w:autoSpaceDE w:val="0"/>
+        <w:spacing w:after="160" w:line="259" w:lineRule="atLeast"/>
+        <w:jc w:val="both"/>
+        <w:rPr>
+          <w:lang w:val="en-US"/>
+        </w:rPr>
+      </w:pPr>
+    </w:p>
+    <w:p>
+      <w:pPr>
+        <w:pStyle w:val="Standard"/>
+        <w:autoSpaceDE w:val="0"/>
+        <w:spacing w:after="160" w:line="259" w:lineRule="atLeast"/>
+        <w:jc w:val="both"/>
+        <w:rPr>
+          <w:lang w:val="en-US"/>
+        </w:rPr>
+      </w:pPr>
+    </w:p>
+    <w:p>
+      <w:pPr>
+        <w:suppressAutoHyphens w:val="0"/>
+        <w:rPr>
+          <w:rFonts w:asciiTheme="majorHAnsi" w:eastAsia="Times New Roman" w:hAnsiTheme="majorHAnsi" w:cs="Mangal"/>
+          <w:b/>
+          <w:color w:val="0F4761" w:themeColor="accent1" w:themeShade="BF"/>
+          <w:sz w:val="32"/>
+          <w:szCs w:val="23"/>
+          <w:lang w:val="en-US"/>
+        </w:rPr>
+      </w:pPr>
+      <w:r>
+        <w:rPr>
+          <w:rFonts w:eastAsia="Times New Roman"/>
+          <w:lang w:val="en-US"/>
+        </w:rPr>
+        <w:br w:type="page"/>
+      </w:r>
+    </w:p>
+    <w:p>
+      <w:pPr>
+        <w:pStyle w:val="Titre2"/>
+        <w:rPr>
+          <w:rFonts w:eastAsia="Times New Roman"/>
+          <w:lang w:val="en-US"/>
+        </w:rPr>
+      </w:pPr>
+      <w:r>
+        <w:rPr>
+          <w:rFonts w:eastAsia="Times New Roman"/>
+          <w:lang w:val="en-US"/>
+        </w:rPr>
+        <w:lastRenderedPageBreak/>
+        <w:t>PARAMETERS OF THE SPECTRUM ANALYZER</w:t>
+      </w:r>
+    </w:p>
+    <w:p>
+      <w:pPr>
+        <w:pStyle w:val="Standard"/>
+        <w:autoSpaceDE w:val="0"/>
+        <w:spacing w:after="160" w:line="259" w:lineRule="atLeast"/>
+        <w:rPr>
+          <w:lang w:val="en-US"/>
+        </w:rPr>
+      </w:pPr>
+      <w:r>
+        <w:rPr>
+          <w:rFonts w:ascii="Arial" w:eastAsia="Times New Roman" w:hAnsi="Arial" w:cs="Times New Roman"/>
+          <w:b/>
+          <w:bCs/>
+          <w:lang w:val="en-US"/>
+        </w:rPr>
+        <w:t>SPECTRUMDELAY</w:t>
+      </w:r>
+      <w:r>
+        <w:rPr>
+          <w:rFonts w:ascii="Arial" w:eastAsia="Times New Roman" w:hAnsi="Arial" w:cs="Times New Roman"/>
+          <w:lang w:val="en-US"/>
+        </w:rPr>
+        <w:t xml:space="preserve"> – Pause time after signal detection (in ms) – if 0, immediately resumes scanning.</w:t>
+      </w:r>
+    </w:p>
+    <w:p>
+      <w:pPr>
+        <w:pStyle w:val="Standard"/>
+        <w:autoSpaceDE w:val="0"/>
+        <w:spacing w:after="160" w:line="259" w:lineRule="atLeast"/>
+        <w:rPr>
+          <w:lang w:val="en-US"/>
+        </w:rPr>
+      </w:pPr>
+      <w:r>
+        <w:rPr>
+          <w:rFonts w:ascii="Arial" w:eastAsia="Times New Roman" w:hAnsi="Arial" w:cs="Times New Roman"/>
+          <w:b/>
+          <w:bCs/>
+          <w:lang w:val="en-US"/>
+        </w:rPr>
+        <w:t>MAXLISTENTIME</w:t>
+      </w:r>
+      <w:r>
+        <w:rPr>
+          <w:rFonts w:ascii="Arial" w:eastAsia="Times New Roman" w:hAnsi="Arial" w:cs="Times New Roman"/>
+          <w:lang w:val="en-US"/>
+        </w:rPr>
+        <w:t xml:space="preserve"> – Maximum time to listen to the signal (in seconds) – after that, the scan continues.</w:t>
+      </w:r>
+    </w:p>
+    <w:p>
+      <w:pPr>
+        <w:pStyle w:val="Standard"/>
+        <w:autoSpaceDE w:val="0"/>
+        <w:spacing w:after="160" w:line="259" w:lineRule="atLeast"/>
+        <w:rPr>
+          <w:lang w:val="en-US"/>
+        </w:rPr>
+      </w:pPr>
+      <w:r>
+        <w:rPr>
+          <w:rFonts w:ascii="Arial" w:eastAsia="Times New Roman" w:hAnsi="Arial" w:cs="Times New Roman"/>
+          <w:b/>
+          <w:bCs/>
+          <w:lang w:val="en-US"/>
+        </w:rPr>
+        <w:t>FSTART</w:t>
+      </w:r>
+      <w:r>
+        <w:rPr>
+          <w:rFonts w:ascii="Arial" w:eastAsia="Times New Roman" w:hAnsi="Arial" w:cs="Times New Roman"/>
+          <w:lang w:val="en-US"/>
+        </w:rPr>
+        <w:t xml:space="preserve"> – Initial frequency of the scan range (in MHz).</w:t>
+      </w:r>
+    </w:p>
+    <w:p>
+      <w:pPr>
+        <w:pStyle w:val="Standard"/>
+        <w:autoSpaceDE w:val="0"/>
+        <w:spacing w:after="160" w:line="259" w:lineRule="atLeast"/>
+        <w:rPr>
+          <w:lang w:val="en-US"/>
+        </w:rPr>
+      </w:pPr>
+      <w:r>
+        <w:rPr>
+          <w:rFonts w:ascii="Arial" w:eastAsia="Times New Roman" w:hAnsi="Arial" w:cs="Times New Roman"/>
+          <w:b/>
+          <w:bCs/>
+          <w:lang w:val="en-US"/>
+        </w:rPr>
+        <w:t>FSTOP</w:t>
+      </w:r>
+      <w:r>
+        <w:rPr>
+          <w:rFonts w:ascii="Arial" w:eastAsia="Times New Roman" w:hAnsi="Arial" w:cs="Times New Roman"/>
+          <w:lang w:val="en-US"/>
+        </w:rPr>
+        <w:t xml:space="preserve"> – End frequency of the scan range (in MHz).</w:t>
+      </w:r>
+    </w:p>
+    <w:p>
+      <w:pPr>
+        <w:pStyle w:val="Standard"/>
+        <w:autoSpaceDE w:val="0"/>
+        <w:spacing w:after="160" w:line="259" w:lineRule="atLeast"/>
+        <w:rPr>
+          <w:lang w:val="en-US"/>
+        </w:rPr>
+      </w:pPr>
+      <w:r>
+        <w:rPr>
+          <w:rFonts w:ascii="Arial" w:eastAsia="Times New Roman" w:hAnsi="Arial" w:cs="Times New Roman"/>
+          <w:b/>
+          <w:bCs/>
+          <w:lang w:val="en-US"/>
+        </w:rPr>
+        <w:t>STEP</w:t>
+      </w:r>
+      <w:r>
+        <w:rPr>
+          <w:rFonts w:ascii="Arial" w:eastAsia="Times New Roman" w:hAnsi="Arial" w:cs="Times New Roman"/>
+          <w:lang w:val="en-US"/>
+        </w:rPr>
+        <w:t xml:space="preserve"> – Frequency scan step (in kHz): 0.01; 0.05; 0.1; 0.5; 1.0; 2.0; 5.0; 6.25; 10.0; 12.5; 20.0; 25.0; 50.0; 100.0.</w:t>
+      </w:r>
+    </w:p>
+    <w:p>
+      <w:pPr>
+        <w:pStyle w:val="Standard"/>
+        <w:autoSpaceDE w:val="0"/>
+        <w:spacing w:after="160" w:line="259" w:lineRule="atLeast"/>
+        <w:rPr>
+          <w:lang w:val="en-US"/>
+        </w:rPr>
+      </w:pPr>
+      <w:r>
+        <w:rPr>
+          <w:rFonts w:ascii="Arial" w:eastAsia="Times New Roman" w:hAnsi="Arial" w:cs="Times New Roman"/>
+          <w:b/>
+          <w:bCs/>
+          <w:lang w:val="en-US"/>
+        </w:rPr>
+        <w:t>LISTENBW</w:t>
+      </w:r>
+      <w:r>
+        <w:rPr>
+          <w:rFonts w:ascii="Arial" w:eastAsia="Times New Roman" w:hAnsi="Arial" w:cs="Times New Roman"/>
+          <w:lang w:val="en-US"/>
+        </w:rPr>
+        <w:t xml:space="preserve"> – Bandwidth: </w:t>
+      </w:r>
+      <w:r>
+        <w:rPr>
+          <w:rFonts w:ascii="Arial" w:eastAsia="Times New Roman" w:hAnsi="Arial" w:cs="Times New Roman"/>
+          <w:b/>
+          <w:bCs/>
+          <w:lang w:val="en-US"/>
+        </w:rPr>
+        <w:t>Wide</w:t>
+      </w:r>
+      <w:r>
+        <w:rPr>
+          <w:rFonts w:ascii="Arial" w:eastAsia="Times New Roman" w:hAnsi="Arial" w:cs="Times New Roman"/>
+          <w:lang w:val="en-US"/>
+        </w:rPr>
+        <w:t xml:space="preserve"> (25 kHz) / </w:t>
+      </w:r>
+      <w:r>
+        <w:rPr>
+          <w:rFonts w:ascii="Arial" w:eastAsia="Times New Roman" w:hAnsi="Arial" w:cs="Times New Roman"/>
+          <w:b/>
+          <w:bCs/>
+          <w:lang w:val="en-US"/>
+        </w:rPr>
+        <w:t>Narrow</w:t>
+      </w:r>
+      <w:r>
+        <w:rPr>
+          <w:rFonts w:ascii="Arial" w:eastAsia="Times New Roman" w:hAnsi="Arial" w:cs="Times New Roman"/>
+          <w:lang w:val="en-US"/>
+        </w:rPr>
+        <w:t xml:space="preserve"> (12.5 kHz)/ </w:t>
+      </w:r>
+      <w:r>
+        <w:rPr>
+          <w:rFonts w:ascii="Arial" w:eastAsia="Times New Roman" w:hAnsi="Arial" w:cs="Times New Roman"/>
+          <w:b/>
+          <w:bCs/>
+          <w:lang w:val="en-US"/>
+        </w:rPr>
+        <w:t>AIR</w:t>
+      </w:r>
+      <w:r>
+        <w:rPr>
+          <w:rFonts w:ascii="Arial" w:eastAsia="Times New Roman" w:hAnsi="Arial" w:cs="Times New Roman"/>
+          <w:lang w:val="en-US"/>
+        </w:rPr>
+        <w:t xml:space="preserve"> (8.33kHz).</w:t>
+      </w:r>
+    </w:p>
+    <w:p>
+      <w:pPr>
+        <w:pStyle w:val="Standard"/>
+        <w:autoSpaceDE w:val="0"/>
+        <w:spacing w:after="160" w:line="259" w:lineRule="atLeast"/>
+        <w:rPr>
+          <w:lang w:val="en-US"/>
+        </w:rPr>
+      </w:pPr>
+      <w:r>
+        <w:rPr>
+          <w:rFonts w:ascii="Arial" w:eastAsia="Times New Roman" w:hAnsi="Arial" w:cs="Times New Roman"/>
+          <w:b/>
+          <w:bCs/>
+          <w:lang w:val="en-US"/>
+        </w:rPr>
+        <w:t>MODULATION</w:t>
+      </w:r>
+      <w:r>
+        <w:rPr>
+          <w:rFonts w:ascii="Arial" w:eastAsia="Times New Roman" w:hAnsi="Arial" w:cs="Times New Roman"/>
+          <w:lang w:val="en-US"/>
+        </w:rPr>
+        <w:t xml:space="preserve"> – Modulation type: </w:t>
+      </w:r>
+      <w:r>
+        <w:rPr>
+          <w:rFonts w:ascii="Arial" w:eastAsia="Times New Roman" w:hAnsi="Arial" w:cs="Times New Roman"/>
+          <w:b/>
+          <w:bCs/>
+          <w:lang w:val="en-US"/>
+        </w:rPr>
+        <w:t>FM/AM/USB</w:t>
+      </w:r>
+      <w:r>
+        <w:rPr>
+          <w:rFonts w:ascii="Arial" w:eastAsia="Times New Roman" w:hAnsi="Arial" w:cs="Times New Roman"/>
+          <w:lang w:val="en-US"/>
+        </w:rPr>
+        <w:t>.</w:t>
+      </w:r>
+    </w:p>
+    <w:p>
+      <w:pPr>
+        <w:pStyle w:val="Standard"/>
+        <w:autoSpaceDE w:val="0"/>
+        <w:spacing w:after="160" w:line="259" w:lineRule="atLeast"/>
+        <w:rPr>
+          <w:rFonts w:ascii="Arial" w:eastAsia="Times New Roman" w:hAnsi="Arial" w:cs="Times New Roman"/>
+          <w:lang w:val="en-US"/>
+        </w:rPr>
+      </w:pPr>
+      <w:r>
+        <w:rPr>
+          <w:rFonts w:ascii="Arial" w:eastAsia="Times New Roman" w:hAnsi="Arial" w:cs="Times New Roman"/>
+          <w:b/>
+          <w:bCs/>
+          <w:lang w:val="en-US"/>
+        </w:rPr>
+        <w:t>POWERSAVE</w:t>
+      </w:r>
+      <w:r>
+        <w:rPr>
+          <w:rFonts w:ascii="Arial" w:eastAsia="Times New Roman" w:hAnsi="Arial" w:cs="Times New Roman"/>
+          <w:lang w:val="en-US"/>
+        </w:rPr>
+        <w:t xml:space="preserve"> – Power saving mode: Off /200ms /500ms /1s /2s /5s.</w:t>
+      </w:r>
+    </w:p>
+    <w:p>
+      <w:pPr>
+        <w:pStyle w:val="Standard"/>
+        <w:autoSpaceDE w:val="0"/>
+        <w:spacing w:after="160" w:line="259" w:lineRule="atLeast"/>
+        <w:rPr>
+          <w:lang w:val="en-US"/>
+        </w:rPr>
+      </w:pPr>
+      <w:r>
+        <w:rPr>
+          <w:rFonts w:ascii="Arial" w:eastAsia="Times New Roman" w:hAnsi="Arial" w:cs="Times New Roman"/>
+          <w:b/>
+          <w:bCs/>
+          <w:lang w:val="en-US"/>
+        </w:rPr>
+        <w:t>KEY UNLOCKED</w:t>
+      </w:r>
+      <w:r>
+        <w:rPr>
+          <w:rFonts w:ascii="Arial" w:eastAsia="Times New Roman" w:hAnsi="Arial" w:cs="Times New Roman"/>
+          <w:lang w:val="en-US"/>
+        </w:rPr>
+        <w:t xml:space="preserve"> – THE TIME BEFORE THE KEYPAD IS LOCKED.</w:t>
+      </w:r>
+    </w:p>
+    <w:p>
+      <w:pPr>
+        <w:pStyle w:val="Standard"/>
+        <w:autoSpaceDE w:val="0"/>
+        <w:spacing w:after="160" w:line="259" w:lineRule="atLeast"/>
+        <w:rPr>
+          <w:rFonts w:ascii="Arial" w:eastAsia="Times New Roman" w:hAnsi="Arial" w:cs="Times New Roman"/>
+          <w:lang w:val="en-US"/>
+        </w:rPr>
+      </w:pPr>
+      <w:r>
+        <w:rPr>
+          <w:rFonts w:ascii="Arial" w:eastAsia="Times New Roman" w:hAnsi="Arial" w:cs="Times New Roman"/>
+          <w:b/>
+          <w:bCs/>
+          <w:lang w:val="en-US"/>
+        </w:rPr>
+        <w:t>NOIS</w:t>
+      </w:r>
+      <w:r>
+        <w:rPr>
+          <w:rFonts w:ascii="Arial" w:eastAsia="Times New Roman" w:hAnsi="Arial" w:cs="Times New Roman"/>
+          <w:b/>
+          <w:bCs/>
+          <w:lang w:val="en-US"/>
+        </w:rPr>
+        <w:t xml:space="preserve"> </w:t>
+      </w:r>
+      <w:r>
+        <w:rPr>
+          <w:rFonts w:ascii="Arial" w:eastAsia="Times New Roman" w:hAnsi="Arial" w:cs="Times New Roman"/>
+          <w:b/>
+          <w:bCs/>
+          <w:lang w:val="en-US"/>
+        </w:rPr>
+        <w:t>LVL</w:t>
+      </w:r>
+      <w:r>
+        <w:rPr>
+          <w:rFonts w:ascii="Arial" w:eastAsia="Times New Roman" w:hAnsi="Arial" w:cs="Times New Roman"/>
+          <w:b/>
+          <w:bCs/>
+          <w:lang w:val="en-US"/>
+        </w:rPr>
+        <w:t xml:space="preserve"> </w:t>
+      </w:r>
+      <w:r>
+        <w:rPr>
+          <w:rFonts w:ascii="Arial" w:eastAsia="Times New Roman" w:hAnsi="Arial" w:cs="Times New Roman"/>
+          <w:b/>
+          <w:bCs/>
+          <w:lang w:val="en-US"/>
+        </w:rPr>
+        <w:t>OFF</w:t>
+      </w:r>
+      <w:r>
+        <w:rPr>
+          <w:rFonts w:ascii="Arial" w:eastAsia="Times New Roman" w:hAnsi="Arial" w:cs="Times New Roman"/>
+          <w:lang w:val="en-US"/>
+        </w:rPr>
+        <w:t xml:space="preserve"> – Noise level for disabling reception (above this – the signal is counted).</w:t>
+      </w:r>
+    </w:p>
+    <w:p>
+      <w:pPr>
+        <w:pStyle w:val="Standard"/>
+        <w:autoSpaceDE w:val="0"/>
+        <w:spacing w:after="160" w:line="259" w:lineRule="atLeast"/>
+        <w:rPr>
+          <w:lang w:val="en-US"/>
+        </w:rPr>
+      </w:pPr>
+      <w:r>
+        <w:rPr>
+          <w:rFonts w:ascii="Arial" w:eastAsia="Times New Roman" w:hAnsi="Arial" w:cs="Times New Roman"/>
+          <w:b/>
+          <w:bCs/>
+          <w:lang w:val="en-US"/>
+        </w:rPr>
+        <w:t>POPUPS</w:t>
+      </w:r>
+      <w:r>
+        <w:rPr>
+          <w:rFonts w:ascii="Arial" w:eastAsia="Times New Roman" w:hAnsi="Arial" w:cs="Times New Roman"/>
+          <w:lang w:val="en-US"/>
+        </w:rPr>
+        <w:t xml:space="preserve"> – Popup display time (in ms) – 0 = disabled.</w:t>
+      </w:r>
+    </w:p>
+    <w:p>
+      <w:pPr>
+        <w:pStyle w:val="Standard"/>
+        <w:autoSpaceDE w:val="0"/>
+        <w:spacing w:after="160" w:line="259" w:lineRule="atLeast"/>
+        <w:rPr>
+          <w:lang w:val="en-US"/>
+        </w:rPr>
+      </w:pPr>
+      <w:r>
+        <w:rPr>
+          <w:rFonts w:ascii="Arial" w:eastAsia="Times New Roman" w:hAnsi="Arial" w:cs="Times New Roman"/>
+          <w:b/>
+          <w:bCs/>
+          <w:lang w:val="en-US"/>
+        </w:rPr>
+        <w:t>RECORD TRIG</w:t>
+      </w:r>
+      <w:r>
+        <w:rPr>
+          <w:rFonts w:ascii="Arial" w:eastAsia="Times New Roman" w:hAnsi="Arial" w:cs="Times New Roman"/>
+          <w:lang w:val="en-US"/>
+        </w:rPr>
+        <w:t xml:space="preserve"> – An additional threshold for recording in history. The higher the threshold, the stronger the signal will be recorded.</w:t>
+      </w:r>
+    </w:p>
+    <w:p>
+      <w:pPr>
+        <w:pStyle w:val="Standard"/>
+        <w:autoSpaceDE w:val="0"/>
+        <w:spacing w:after="160" w:line="259" w:lineRule="atLeast"/>
+        <w:rPr>
+          <w:lang w:val="en-US"/>
+        </w:rPr>
+      </w:pPr>
+      <w:r>
+        <w:rPr>
+          <w:rFonts w:ascii="Arial" w:eastAsia="Times New Roman" w:hAnsi="Arial" w:cs="Times New Roman"/>
+          <w:b/>
+          <w:bCs/>
+          <w:lang w:val="en-US"/>
+        </w:rPr>
+        <w:t>SOUND BOOST</w:t>
+      </w:r>
+      <w:r>
+        <w:rPr>
+          <w:rFonts w:ascii="Arial" w:eastAsia="Times New Roman" w:hAnsi="Arial" w:cs="Times New Roman"/>
+          <w:lang w:val="en-US"/>
+        </w:rPr>
+        <w:t xml:space="preserve"> – Amplify sound. Increase bass frequencies.</w:t>
+      </w:r>
+    </w:p>
+    <w:p>
+      <w:pPr>
+        <w:pStyle w:val="Standard"/>
+        <w:autoSpaceDE w:val="0"/>
+        <w:spacing w:after="160" w:line="259" w:lineRule="atLeast"/>
         <w:rPr>
           <w:rFonts w:ascii="Arial" w:hAnsi="Arial" w:cs="Arial"/>
           <w:lang w:val="en-US"/>
@@ -3775,24 +4092,15 @@
           <w:rFonts w:ascii="Arial" w:eastAsia="Times New Roman" w:hAnsi="Arial" w:cs="Arial"/>
           <w:lang w:val="en-US"/>
         </w:rPr>
-        <w:t xml:space="preserve">/AUTO </w:t>
-      </w:r>
-      <w:proofErr w:type="gramStart"/>
+        <w:t xml:space="preserve">/AUTO ROGER </w:t>
+      </w:r>
       <w:r>
         <w:rPr>
           <w:rFonts w:ascii="Arial" w:eastAsia="Times New Roman" w:hAnsi="Arial" w:cs="Arial"/>
           <w:lang w:val="en-US"/>
         </w:rPr>
-        <w:t xml:space="preserve">ROGER </w:t>
-      </w:r>
-      <w:r>
-        <w:rPr>
-          <w:rFonts w:ascii="Arial" w:eastAsia="Times New Roman" w:hAnsi="Arial" w:cs="Arial"/>
-          <w:lang w:val="en-US"/>
-        </w:rPr>
         <w:t>.</w:t>
       </w:r>
-      <w:proofErr w:type="gramEnd"/>
     </w:p>
     <w:p>
       <w:pPr>
@@ -3813,23 +4121,7 @@
           <w:rFonts w:ascii="Arial" w:eastAsia="Times New Roman" w:hAnsi="Arial" w:cs="Arial"/>
           <w:lang w:val="en-US"/>
         </w:rPr>
-        <w:t xml:space="preserve">NINJA chooses a random frequency in the current </w:t>
-      </w:r>
-      <w:proofErr w:type="spellStart"/>
-      <w:r>
-        <w:rPr>
-          <w:rFonts w:ascii="Arial" w:eastAsia="Times New Roman" w:hAnsi="Arial" w:cs="Arial"/>
-          <w:lang w:val="en-US"/>
-        </w:rPr>
-        <w:t>scanlist</w:t>
-      </w:r>
-      <w:proofErr w:type="spellEnd"/>
-      <w:r>
-        <w:rPr>
-          <w:rFonts w:ascii="Arial" w:eastAsia="Times New Roman" w:hAnsi="Arial" w:cs="Arial"/>
-          <w:lang w:val="en-US"/>
-        </w:rPr>
-        <w:t>.</w:t>
+        <w:t>NINJA chooses a random frequency in the current scanlist.</w:t>
       </w:r>
     </w:p>
     <w:p>
@@ -3851,78 +4143,14 @@
           <w:rFonts w:ascii="Arial" w:eastAsia="Times New Roman" w:hAnsi="Arial" w:cs="Arial"/>
           <w:lang w:val="en-US"/>
         </w:rPr>
-        <w:t xml:space="preserve">AUTO </w:t>
-      </w:r>
-      <w:proofErr w:type="gramStart"/>
-      <w:r>
-        <w:rPr>
-          <w:rFonts w:ascii="Arial" w:eastAsia="Times New Roman" w:hAnsi="Arial" w:cs="Arial"/>
-          <w:lang w:val="en-US"/>
-        </w:rPr>
-        <w:t>ROGER</w:t>
+        <w:t>AUTO ROGER</w:t>
       </w:r>
       <w:r>
         <w:rPr>
           <w:rFonts w:ascii="Arial" w:hAnsi="Arial" w:cs="Arial"/>
           <w:lang w:val="en-US"/>
         </w:rPr>
-        <w:t xml:space="preserve"> :Choose</w:t>
-      </w:r>
-      <w:proofErr w:type="gramEnd"/>
-      <w:r>
-        <w:rPr>
-          <w:rFonts w:ascii="Arial" w:hAnsi="Arial" w:cs="Arial"/>
-          <w:lang w:val="en-US"/>
-        </w:rPr>
-        <w:t xml:space="preserve"> your Roger in </w:t>
-      </w:r>
-      <w:proofErr w:type="spellStart"/>
-      <w:r>
-        <w:rPr>
-          <w:rFonts w:ascii="Arial" w:hAnsi="Arial" w:cs="Arial"/>
-          <w:lang w:val="en-US"/>
-        </w:rPr>
-        <w:t>vfo</w:t>
-      </w:r>
-      <w:proofErr w:type="spellEnd"/>
-      <w:r>
-        <w:rPr>
-          <w:rFonts w:ascii="Arial" w:hAnsi="Arial" w:cs="Arial"/>
-          <w:lang w:val="en-US"/>
-        </w:rPr>
-        <w:t xml:space="preserve"> menu, select a frequency or a channel in </w:t>
-      </w:r>
-      <w:proofErr w:type="spellStart"/>
-      <w:r>
-        <w:rPr>
-          <w:rFonts w:ascii="Arial" w:hAnsi="Arial" w:cs="Arial"/>
-          <w:lang w:val="en-US"/>
-        </w:rPr>
-        <w:t>vfo</w:t>
-      </w:r>
-      <w:proofErr w:type="spellEnd"/>
-      <w:r>
-        <w:rPr>
-          <w:rFonts w:ascii="Arial" w:hAnsi="Arial" w:cs="Arial"/>
-          <w:lang w:val="en-US"/>
-        </w:rPr>
-        <w:t xml:space="preserve">, in spectrum select </w:t>
-      </w:r>
-      <w:proofErr w:type="spellStart"/>
-      <w:r>
-        <w:rPr>
-          <w:rFonts w:ascii="Arial" w:hAnsi="Arial" w:cs="Arial"/>
-          <w:lang w:val="en-US"/>
-        </w:rPr>
-        <w:t>ptt</w:t>
-      </w:r>
-      <w:proofErr w:type="spellEnd"/>
-      <w:r>
-        <w:rPr>
-          <w:rFonts w:ascii="Arial" w:hAnsi="Arial" w:cs="Arial"/>
-          <w:lang w:val="en-US"/>
-        </w:rPr>
-        <w:t xml:space="preserve"> auto Roger in the menu, it will send a Roger beep every duration you select.</w:t>
+        <w:t xml:space="preserve"> :Choose your Roger in vfo menu, select a frequency or a channel in vfo, in spectrum select ptt auto Roger in the menu, it will send a Roger beep every duration you select.</w:t>
       </w:r>
     </w:p>
     <w:p>
@@ -4249,25 +4477,7 @@
           <w:color w:val="000000"/>
           <w:lang w:val="en-US"/>
         </w:rPr>
-        <w:t xml:space="preserve"> – Quartz filter (XTAL) operating mode. Filtering (reduces </w:t>
-      </w:r>
-      <w:proofErr w:type="gramStart"/>
-      <w:r>
-        <w:rPr>
-          <w:rFonts w:ascii="Arial" w:eastAsia="Times New Roman" w:hAnsi="Arial" w:cs="Times New Roman"/>
-          <w:color w:val="000000"/>
-          <w:lang w:val="en-US"/>
-        </w:rPr>
-        <w:t>noise, but</w:t>
-      </w:r>
-      <w:proofErr w:type="gramEnd"/>
-      <w:r>
-        <w:rPr>
-          <w:rFonts w:ascii="Arial" w:eastAsia="Times New Roman" w:hAnsi="Arial" w:cs="Times New Roman"/>
-          <w:color w:val="000000"/>
-          <w:lang w:val="en-US"/>
-        </w:rPr>
-        <w:t xml:space="preserve"> can distort).</w:t>
+        <w:t xml:space="preserve"> – Quartz filter (XTAL) operating mode. Filtering (reduces noise, but can distort).</w:t>
       </w:r>
     </w:p>
     <w:p>
@@ -4295,25 +4505,7 @@
           <w:color w:val="000000"/>
           <w:lang w:val="en-US"/>
         </w:rPr>
-        <w:t xml:space="preserve"> – Disable </w:t>
-      </w:r>
-      <w:proofErr w:type="spellStart"/>
-      <w:r>
-        <w:rPr>
-          <w:rFonts w:ascii="Arial" w:eastAsia="Times New Roman" w:hAnsi="Arial" w:cs="Times New Roman"/>
-          <w:color w:val="000000"/>
-          <w:lang w:val="en-US"/>
-        </w:rPr>
-        <w:t>demphasis</w:t>
-      </w:r>
-      <w:proofErr w:type="spellEnd"/>
-      <w:r>
-        <w:rPr>
-          <w:rFonts w:ascii="Arial" w:eastAsia="Times New Roman" w:hAnsi="Arial" w:cs="Times New Roman"/>
-          <w:color w:val="000000"/>
-          <w:lang w:val="en-US"/>
-        </w:rPr>
-        <w:t xml:space="preserve"> (pre-distortion correction) during reception.</w:t>
+        <w:t xml:space="preserve"> – Disable demphasis (pre-distortion correction) during reception.</w:t>
       </w:r>
     </w:p>
     <w:p>
@@ -4425,25 +4617,7 @@
           <w:color w:val="000000"/>
           <w:lang w:val="en-US"/>
         </w:rPr>
-        <w:t xml:space="preserve"> – Compression level 0 </w:t>
-      </w:r>
-      <w:proofErr w:type="spellStart"/>
-      <w:r>
-        <w:rPr>
-          <w:rFonts w:ascii="Arial" w:eastAsia="Times New Roman" w:hAnsi="Arial" w:cs="Times New Roman"/>
-          <w:color w:val="000000"/>
-          <w:lang w:val="en-US"/>
-        </w:rPr>
-        <w:t>db</w:t>
-      </w:r>
-      <w:proofErr w:type="spellEnd"/>
-      <w:r>
-        <w:rPr>
-          <w:rFonts w:ascii="Arial" w:eastAsia="Times New Roman" w:hAnsi="Arial" w:cs="Times New Roman"/>
-          <w:color w:val="000000"/>
-          <w:lang w:val="en-US"/>
-        </w:rPr>
-        <w:t xml:space="preserve"> during transmission – the compression start point.</w:t>
+        <w:t xml:space="preserve"> – Compression level 0 db during transmission – the compression start point.</w:t>
       </w:r>
     </w:p>
     <w:p>
@@ -4695,35 +4869,15 @@
           <w:color w:val="000000"/>
           <w:lang w:val="en-US"/>
         </w:rPr>
-        <w:t xml:space="preserve">=&gt; </w:t>
-      </w:r>
-      <w:proofErr w:type="gramStart"/>
-      <w:r>
-        <w:rPr>
-          <w:rFonts w:ascii="Arial" w:eastAsia="Times New Roman" w:hAnsi="Arial" w:cs="Times New Roman"/>
-          <w:b/>
-          <w:bCs/>
-          <w:color w:val="000000"/>
-          <w:lang w:val="en-US"/>
-        </w:rPr>
-        <w:t xml:space="preserve">buttons </w:t>
-      </w:r>
-      <w:r>
-        <w:rPr>
-          <w:rFonts w:ascii="Arial" w:eastAsia="Times New Roman" w:hAnsi="Arial" w:cs="Times New Roman"/>
-          <w:color w:val="000000"/>
-          <w:lang w:val="en-US"/>
-        </w:rPr>
-        <w:t xml:space="preserve"> to</w:t>
-      </w:r>
-      <w:proofErr w:type="gramEnd"/>
-      <w:r>
-        <w:rPr>
-          <w:rFonts w:ascii="Arial" w:eastAsia="Times New Roman" w:hAnsi="Arial" w:cs="Times New Roman"/>
-          <w:color w:val="000000"/>
-          <w:lang w:val="en-US"/>
-        </w:rPr>
-        <w:t xml:space="preserve"> search for the nearest available broadcasting frequency in automatic mode.  The </w:t>
+        <w:t xml:space="preserve">=&gt; buttons </w:t>
+      </w:r>
+      <w:r>
+        <w:rPr>
+          <w:rFonts w:ascii="Arial" w:eastAsia="Times New Roman" w:hAnsi="Arial" w:cs="Times New Roman"/>
+          <w:color w:val="000000"/>
+          <w:lang w:val="en-US"/>
+        </w:rPr>
+        <w:t xml:space="preserve"> to search for the nearest available broadcasting frequency in automatic mode.  The </w:t>
       </w:r>
       <w:r>
         <w:rPr>
@@ -4741,25 +4895,7 @@
           <w:color w:val="000000"/>
           <w:lang w:val="en-US"/>
         </w:rPr>
-        <w:t xml:space="preserve"> </w:t>
-      </w:r>
-      <w:proofErr w:type="gramStart"/>
-      <w:r>
-        <w:rPr>
-          <w:rFonts w:ascii="Arial" w:eastAsia="Times New Roman" w:hAnsi="Arial" w:cs="Times New Roman"/>
-          <w:color w:val="000000"/>
-          <w:lang w:val="en-US"/>
-        </w:rPr>
-        <w:t>button  will</w:t>
-      </w:r>
-      <w:proofErr w:type="gramEnd"/>
-      <w:r>
-        <w:rPr>
-          <w:rFonts w:ascii="Arial" w:eastAsia="Times New Roman" w:hAnsi="Arial" w:cs="Times New Roman"/>
-          <w:color w:val="000000"/>
-          <w:lang w:val="en-US"/>
-        </w:rPr>
-        <w:t xml:space="preserve"> change the </w:t>
+        <w:t xml:space="preserve"> button  will change the </w:t>
       </w:r>
       <w:r>
         <w:rPr>
@@ -5053,25 +5189,7 @@
                 <w:color w:val="000000"/>
                 <w:lang w:val="en-US"/>
               </w:rPr>
-              <w:t xml:space="preserve">The frequency step (in kHz), UP and Down buttons change the frequency to this value, and you can only set the frequency to half of this value. For CB - 5/10 kHz; </w:t>
-            </w:r>
-            <w:proofErr w:type="spellStart"/>
-            <w:r>
-              <w:rPr>
-                <w:rFonts w:ascii="Arial" w:eastAsia="Times New Roman" w:hAnsi="Arial" w:cs="Times New Roman"/>
-                <w:color w:val="000000"/>
-                <w:lang w:val="en-US"/>
-              </w:rPr>
-              <w:t>SatCom</w:t>
-            </w:r>
-            <w:proofErr w:type="spellEnd"/>
-            <w:r>
-              <w:rPr>
-                <w:rFonts w:ascii="Arial" w:eastAsia="Times New Roman" w:hAnsi="Arial" w:cs="Times New Roman"/>
-                <w:color w:val="000000"/>
-                <w:lang w:val="en-US"/>
-              </w:rPr>
-              <w:t>, Avia - 5/25 kHz; The rest is 6.25/12.5 kHz.</w:t>
+              <w:t>The frequency step (in kHz), UP and Down buttons change the frequency to this value, and you can only set the frequency to half of this value. For CB - 5/10 kHz; SatCom, Avia - 5/25 kHz; The rest is 6.25/12.5 kHz.</w:t>
             </w:r>
           </w:p>
         </w:tc>
@@ -5423,25 +5541,7 @@
                 <w:color w:val="000000"/>
                 <w:lang w:val="en-US"/>
               </w:rPr>
-              <w:t>Sets how the high and low frequencies are used on the screen (MAIN ONLY - Always transmits and listens on the main frequency (MO), DUAL RX RESPOND - Listens to both frequencies, if the signal is received on the secondary frequency, it is fixed on it for a couple of seconds so that you can answer the call (DWR), CROSS BAND - always transmits on the primary frequency and listens on the secondary frequency (XB</w:t>
-            </w:r>
-            <w:proofErr w:type="gramStart"/>
-            <w:r>
-              <w:rPr>
-                <w:rFonts w:ascii="Arial" w:eastAsia="Times New Roman" w:hAnsi="Arial" w:cs="Times New Roman"/>
-                <w:color w:val="000000"/>
-                <w:lang w:val="en-US"/>
-              </w:rPr>
-              <w:t>),  MAIN</w:t>
-            </w:r>
-            <w:proofErr w:type="gramEnd"/>
-            <w:r>
-              <w:rPr>
-                <w:rFonts w:ascii="Arial" w:eastAsia="Times New Roman" w:hAnsi="Arial" w:cs="Times New Roman"/>
-                <w:color w:val="000000"/>
-                <w:lang w:val="en-US"/>
-              </w:rPr>
-              <w:t xml:space="preserve"> TX DUAL RX - always transmits to the main, listens to both (DW).</w:t>
+              <w:t>Sets how the high and low frequencies are used on the screen (MAIN ONLY - Always transmits and listens on the main frequency (MO), DUAL RX RESPOND - Listens to both frequencies, if the signal is received on the secondary frequency, it is fixed on it for a couple of seconds so that you can answer the call (DWR), CROSS BAND - always transmits on the primary frequency and listens on the secondary frequency (XB),  MAIN TX DUAL RX - always transmits to the main, listens to both (DW).</w:t>
             </w:r>
           </w:p>
         </w:tc>
@@ -6260,25 +6360,7 @@
                 <w:color w:val="000000"/>
                 <w:lang w:val="en-US"/>
               </w:rPr>
-              <w:t xml:space="preserve">The bandwidth </w:t>
-            </w:r>
-            <w:proofErr w:type="gramStart"/>
-            <w:r>
-              <w:rPr>
-                <w:rFonts w:ascii="Arial" w:eastAsia="Times New Roman" w:hAnsi="Arial" w:cs="Times New Roman"/>
-                <w:color w:val="000000"/>
-                <w:lang w:val="en-US"/>
-              </w:rPr>
-              <w:t>used</w:t>
-            </w:r>
-            <w:proofErr w:type="gramEnd"/>
-            <w:r>
-              <w:rPr>
-                <w:rFonts w:ascii="Arial" w:eastAsia="Times New Roman" w:hAnsi="Arial" w:cs="Times New Roman"/>
-                <w:color w:val="000000"/>
-                <w:lang w:val="en-US"/>
-              </w:rPr>
-              <w:t xml:space="preserve"> by the transceiver (WIDE (25 kHz), NARROW (12.5 kHz).</w:t>
+              <w:t>The bandwidth used by the transceiver (WIDE (25 kHz), NARROW (12.5 kHz).</w:t>
             </w:r>
           </w:p>
         </w:tc>
@@ -6504,77 +6586,13 @@
                 <w:lang w:val="en-US"/>
               </w:rPr>
             </w:pPr>
-            <w:proofErr w:type="spellStart"/>
             <w:r>
               <w:rPr>
                 <w:rFonts w:ascii="Arial" w:eastAsia="Times New Roman" w:hAnsi="Arial" w:cs="Times New Roman"/>
                 <w:color w:val="000000"/>
                 <w:lang w:val="en-US"/>
               </w:rPr>
-              <w:t>Compander</w:t>
-            </w:r>
-            <w:proofErr w:type="spellEnd"/>
-            <w:r>
-              <w:rPr>
-                <w:rFonts w:ascii="Arial" w:eastAsia="Times New Roman" w:hAnsi="Arial" w:cs="Times New Roman"/>
-                <w:color w:val="000000"/>
-                <w:lang w:val="en-US"/>
-              </w:rPr>
-              <w:t xml:space="preserve"> - Soft audio filter for clearer sound. Amplifies </w:t>
-            </w:r>
-            <w:proofErr w:type="gramStart"/>
-            <w:r>
-              <w:rPr>
-                <w:rFonts w:ascii="Arial" w:eastAsia="Times New Roman" w:hAnsi="Arial" w:cs="Times New Roman"/>
-                <w:color w:val="000000"/>
-                <w:lang w:val="en-US"/>
-              </w:rPr>
-              <w:t>the received</w:t>
-            </w:r>
-            <w:proofErr w:type="gramEnd"/>
-            <w:r>
-              <w:rPr>
-                <w:rFonts w:ascii="Arial" w:eastAsia="Times New Roman" w:hAnsi="Arial" w:cs="Times New Roman"/>
-                <w:color w:val="000000"/>
-                <w:lang w:val="en-US"/>
-              </w:rPr>
-              <w:t xml:space="preserve"> desired signal even when the signal is weak at </w:t>
-            </w:r>
-            <w:proofErr w:type="gramStart"/>
-            <w:r>
-              <w:rPr>
-                <w:rFonts w:ascii="Arial" w:eastAsia="Times New Roman" w:hAnsi="Arial" w:cs="Times New Roman"/>
-                <w:color w:val="000000"/>
-                <w:lang w:val="en-US"/>
-              </w:rPr>
-              <w:t>the transmitting</w:t>
-            </w:r>
-            <w:proofErr w:type="gramEnd"/>
-            <w:r>
-              <w:rPr>
-                <w:rFonts w:ascii="Arial" w:eastAsia="Times New Roman" w:hAnsi="Arial" w:cs="Times New Roman"/>
-                <w:color w:val="000000"/>
-                <w:lang w:val="en-US"/>
-              </w:rPr>
-              <w:t xml:space="preserve"> microphone, improving the signal-to-noise ratio. To work, it must be turned on </w:t>
-            </w:r>
-            <w:proofErr w:type="spellStart"/>
-            <w:r>
-              <w:rPr>
-                <w:rFonts w:ascii="Arial" w:eastAsia="Times New Roman" w:hAnsi="Arial" w:cs="Times New Roman"/>
-                <w:color w:val="000000"/>
-                <w:lang w:val="en-US"/>
-              </w:rPr>
-              <w:t>on</w:t>
-            </w:r>
-            <w:proofErr w:type="spellEnd"/>
-            <w:r>
-              <w:rPr>
-                <w:rFonts w:ascii="Arial" w:eastAsia="Times New Roman" w:hAnsi="Arial" w:cs="Times New Roman"/>
-                <w:color w:val="000000"/>
-                <w:lang w:val="en-US"/>
-              </w:rPr>
-              <w:t xml:space="preserve"> both walkie-talkies.</w:t>
+              <w:t>Compander - Soft audio filter for clearer sound. Amplifies the received desired signal even when the signal is weak at the transmitting microphone, improving the signal-to-noise ratio. To work, it must be turned on on both walkie-talkies.</w:t>
             </w:r>
           </w:p>
         </w:tc>
@@ -6802,23 +6820,13 @@
                 <w:lang w:val="en-US"/>
               </w:rPr>
             </w:pPr>
-            <w:proofErr w:type="gramStart"/>
             <w:r>
               <w:rPr>
                 <w:rFonts w:ascii="Arial" w:eastAsia="Times New Roman" w:hAnsi="Arial" w:cs="Times New Roman"/>
                 <w:color w:val="000000"/>
                 <w:lang w:val="en-US"/>
               </w:rPr>
-              <w:t>Noise suppressor,</w:t>
-            </w:r>
-            <w:proofErr w:type="gramEnd"/>
-            <w:r>
-              <w:rPr>
-                <w:rFonts w:ascii="Arial" w:eastAsia="Times New Roman" w:hAnsi="Arial" w:cs="Times New Roman"/>
-                <w:color w:val="000000"/>
-                <w:lang w:val="en-US"/>
-              </w:rPr>
-              <w:t xml:space="preserve"> eliminates noise at the end of the transmission. When PTT is released, a short 55Hz tone is emitted, signaling to other transceivers to mute</w:t>
+              <w:t>Noise suppressor, eliminates noise at the end of the transmission. When PTT is released, a short 55Hz tone is emitted, signaling to other transceivers to mute</w:t>
             </w:r>
           </w:p>
         </w:tc>
@@ -7008,7 +7016,6 @@
                 <w:lang w:val="fr-FR"/>
               </w:rPr>
             </w:pPr>
-            <w:proofErr w:type="spellStart"/>
             <w:r>
               <w:rPr>
                 <w:rFonts w:ascii="Arial" w:eastAsia="Times New Roman" w:hAnsi="Arial" w:cs="Times New Roman"/>
@@ -7019,7 +7026,6 @@
               </w:rPr>
               <w:t>ChSave</w:t>
             </w:r>
-            <w:proofErr w:type="spellEnd"/>
           </w:p>
         </w:tc>
         <w:tc>
@@ -7129,7 +7135,6 @@
                 <w:lang w:val="fr-FR"/>
               </w:rPr>
             </w:pPr>
-            <w:proofErr w:type="spellStart"/>
             <w:r>
               <w:rPr>
                 <w:rFonts w:ascii="Arial" w:eastAsia="Times New Roman" w:hAnsi="Arial" w:cs="Times New Roman"/>
@@ -7140,7 +7145,6 @@
               </w:rPr>
               <w:t>ChDele</w:t>
             </w:r>
-            <w:proofErr w:type="spellEnd"/>
           </w:p>
         </w:tc>
         <w:tc>
@@ -8576,25 +8580,7 @@
                 <w:color w:val="000000"/>
                 <w:lang w:val="en-US"/>
               </w:rPr>
-              <w:t xml:space="preserve">Enable/disable the display of a message when turned on (Power </w:t>
-            </w:r>
-            <w:proofErr w:type="gramStart"/>
-            <w:r>
-              <w:rPr>
-                <w:rFonts w:ascii="Arial" w:eastAsia="Times New Roman" w:hAnsi="Arial" w:cs="Times New Roman"/>
-                <w:color w:val="000000"/>
-                <w:lang w:val="en-US"/>
-              </w:rPr>
-              <w:t>On</w:t>
-            </w:r>
-            <w:proofErr w:type="gramEnd"/>
-            <w:r>
-              <w:rPr>
-                <w:rFonts w:ascii="Arial" w:eastAsia="Times New Roman" w:hAnsi="Arial" w:cs="Times New Roman"/>
-                <w:color w:val="000000"/>
-                <w:lang w:val="en-US"/>
-              </w:rPr>
-              <w:t xml:space="preserve"> Message).</w:t>
+              <w:t>Enable/disable the display of a message when turned on (Power On Message).</w:t>
             </w:r>
           </w:p>
         </w:tc>
@@ -10352,23 +10338,7 @@
           <w:rFonts w:ascii="Arial" w:hAnsi="Arial"/>
           <w:lang w:val="en-US"/>
         </w:rPr>
-        <w:t xml:space="preserve">Select start </w:t>
-      </w:r>
-      <w:proofErr w:type="gramStart"/>
-      <w:r>
-        <w:rPr>
-          <w:rFonts w:ascii="Arial" w:hAnsi="Arial"/>
-          <w:lang w:val="en-US"/>
-        </w:rPr>
-        <w:t>frequency  and</w:t>
-      </w:r>
-      <w:proofErr w:type="gramEnd"/>
-      <w:r>
-        <w:rPr>
-          <w:rFonts w:ascii="Arial" w:hAnsi="Arial"/>
-          <w:lang w:val="en-US"/>
-        </w:rPr>
-        <w:t xml:space="preserve"> offset as stop frequency, step and modulation</w:t>
+        <w:t>Select start frequency  and offset as stop frequency, step and modulation</w:t>
       </w:r>
     </w:p>
     <w:p>
@@ -10614,33 +10584,11 @@
           </wp:anchor>
         </w:drawing>
       </w:r>
-      <w:proofErr w:type="spellStart"/>
-      <w:r>
-        <w:rPr>
-          <w:lang w:val="en-US"/>
-        </w:rPr>
-        <w:t>Scanlist</w:t>
-      </w:r>
-      <w:proofErr w:type="spellEnd"/>
-      <w:r>
-        <w:rPr>
-          <w:lang w:val="en-US"/>
-        </w:rPr>
-        <w:t xml:space="preserve"> Monitor setting Select up to 20ch to Monitor </w:t>
-      </w:r>
-      <w:proofErr w:type="spellStart"/>
-      <w:r>
-        <w:rPr>
-          <w:lang w:val="en-US"/>
-        </w:rPr>
-        <w:t>scanlist</w:t>
-      </w:r>
-      <w:proofErr w:type="spellEnd"/>
-      <w:r>
-        <w:rPr>
-          <w:lang w:val="en-US"/>
-        </w:rPr>
-        <w:t xml:space="preserve"> anywhere in the channels.</w:t>
+      <w:r>
+        <w:rPr>
+          <w:lang w:val="en-US"/>
+        </w:rPr>
+        <w:t>Scanlist Monitor setting Select up to 20ch to Monitor scanlist anywhere in the channels.</w:t>
       </w:r>
     </w:p>
     <w:p>
@@ -10662,7 +10610,7 @@
 </file>
 
 <file path=word/endnotes.xml><?xml version="1.0" encoding="utf-8"?>
-<w:endnotes xmlns:wpc="http://schemas.microsoft.com/office/word/2010/wordprocessingCanvas" xmlns:cx="http://schemas.microsoft.com/office/drawing/2014/chartex" xmlns:cx1="http://schemas.microsoft.com/office/drawing/2015/9/8/chartex" xmlns:cx2="http://schemas.microsoft.com/office/drawing/2015/10/21/chartex" xmlns:cx3="http://schemas.microsoft.com/office/drawing/2016/5/9/chartex" xmlns:cx4="http://schemas.microsoft.com/office/drawing/2016/5/10/chartex" xmlns:cx5="http://schemas.microsoft.com/office/drawing/2016/5/11/chartex" xmlns:cx6="http://schemas.microsoft.com/office/drawing/2016/5/12/chartex" xmlns:cx7="http://schemas.microsoft.com/office/drawing/2016/5/13/chartex" xmlns:cx8="http://schemas.microsoft.com/office/drawing/2016/5/14/chartex" xmlns:mc="http://schemas.openxmlformats.org/markup-compatibility/2006" xmlns:aink="http://schemas.microsoft.com/office/drawing/2016/ink" xmlns:am3d="http://schemas.microsoft.com/office/drawing/2017/model3d" xmlns:o="urn:schemas-microsoft-com:office:office" xmlns:oel="http://schemas.microsoft.com/office/2019/extlst" xmlns:r="http://schemas.openxmlformats.org/officeDocument/2006/relationships" xmlns:m="http://schemas.openxmlformats.org/officeDocument/2006/math" xmlns:v="urn:schemas-microsoft-com:vml" xmlns:wp14="http://schemas.microsoft.com/office/word/2010/wordprocessingDrawing" xmlns:wp="http://schemas.openxmlformats.org/drawingml/2006/wordprocessingDrawing" xmlns:w10="urn:schemas-microsoft-com:office:word" xmlns:w="http://schemas.openxmlformats.org/wordprocessingml/2006/main" xmlns:w14="http://schemas.microsoft.com/office/word/2010/wordml" xmlns:w15="http://schemas.microsoft.com/office/word/2012/wordml" xmlns:w16cex="http://schemas.microsoft.com/office/word/2018/wordml/cex" xmlns:w16cid="http://schemas.microsoft.com/office/word/2016/wordml/cid" xmlns:w16="http://schemas.microsoft.com/office/word/2018/wordml" xmlns:w16du="http://schemas.microsoft.com/office/word/2023/wordml/word16du" xmlns:w16sdtdh="http://schemas.microsoft.com/office/word/2020/wordml/sdtdatahash" xmlns:w16sdtfl="http://schemas.microsoft.com/office/word/2024/wordml/sdtformatlock" xmlns:w16se="http://schemas.microsoft.com/office/word/2015/wordml/symex" xmlns:wpg="http://schemas.microsoft.com/office/word/2010/wordprocessingGroup" xmlns:wpi="http://schemas.microsoft.com/office/word/2010/wordprocessingInk" xmlns:wne="http://schemas.microsoft.com/office/word/2006/wordml" xmlns:wps="http://schemas.microsoft.com/office/word/2010/wordprocessingShape" mc:Ignorable="w14 w15 w16se w16cid w16 w16cex w16sdtdh w16sdtfl w16du wp14">
+<w:endnotes xmlns:wpc="http://schemas.microsoft.com/office/word/2010/wordprocessingCanvas" xmlns:cx="http://schemas.microsoft.com/office/drawing/2014/chartex" xmlns:cx1="http://schemas.microsoft.com/office/drawing/2015/9/8/chartex" xmlns:cx2="http://schemas.microsoft.com/office/drawing/2015/10/21/chartex" xmlns:cx3="http://schemas.microsoft.com/office/drawing/2016/5/9/chartex" xmlns:cx4="http://schemas.microsoft.com/office/drawing/2016/5/10/chartex" xmlns:cx5="http://schemas.microsoft.com/office/drawing/2016/5/11/chartex" xmlns:cx6="http://schemas.microsoft.com/office/drawing/2016/5/12/chartex" xmlns:cx7="http://schemas.microsoft.com/office/drawing/2016/5/13/chartex" xmlns:cx8="http://schemas.microsoft.com/office/drawing/2016/5/14/chartex" xmlns:mc="http://schemas.openxmlformats.org/markup-compatibility/2006" xmlns:aink="http://schemas.microsoft.com/office/drawing/2016/ink" xmlns:am3d="http://schemas.microsoft.com/office/drawing/2017/model3d" xmlns:o="urn:schemas-microsoft-com:office:office" xmlns:oel="http://schemas.microsoft.com/office/2019/extlst" xmlns:r="http://schemas.openxmlformats.org/officeDocument/2006/relationships" xmlns:m="http://schemas.openxmlformats.org/officeDocument/2006/math" xmlns:v="urn:schemas-microsoft-com:vml" xmlns:wp14="http://schemas.microsoft.com/office/word/2010/wordprocessingDrawing" xmlns:wp="http://schemas.openxmlformats.org/drawingml/2006/wordprocessingDrawing" xmlns:w10="urn:schemas-microsoft-com:office:word" xmlns:w="http://schemas.openxmlformats.org/wordprocessingml/2006/main" xmlns:w14="http://schemas.microsoft.com/office/word/2010/wordml" xmlns:w15="http://schemas.microsoft.com/office/word/2012/wordml" xmlns:w16cei="http://schemas.microsoft.com/office/word/2026/wordml/cei" xmlns:w16cex="http://schemas.microsoft.com/office/word/2018/wordml/cex" xmlns:w16cid="http://schemas.microsoft.com/office/word/2016/wordml/cid" xmlns:w16="http://schemas.microsoft.com/office/word/2018/wordml" xmlns:w16du="http://schemas.microsoft.com/office/word/2023/wordml/word16du" xmlns:w16sdtdh="http://schemas.microsoft.com/office/word/2020/wordml/sdtdatahash" xmlns:w16sdtfl="http://schemas.microsoft.com/office/word/2024/wordml/sdtformatlock" xmlns:w16se="http://schemas.microsoft.com/office/word/2015/wordml/symex" xmlns:wpg="http://schemas.microsoft.com/office/word/2010/wordprocessingGroup" xmlns:wpi="http://schemas.microsoft.com/office/word/2010/wordprocessingInk" xmlns:wne="http://schemas.microsoft.com/office/word/2006/wordml" xmlns:wps="http://schemas.microsoft.com/office/word/2010/wordprocessingShape" mc:Ignorable="w14 w15 w16se w16cid w16 w16cex w16sdtdh w16sdtfl w16du wp14">
   <w:endnote w:type="separator" w:id="-1">
     <w:p>
       <w:r>
@@ -10681,7 +10629,7 @@
 </file>
 
 <file path=word/footnotes.xml><?xml version="1.0" encoding="utf-8"?>
-<w:footnotes xmlns:wpc="http://schemas.microsoft.com/office/word/2010/wordprocessingCanvas" xmlns:cx="http://schemas.microsoft.com/office/drawing/2014/chartex" xmlns:cx1="http://schemas.microsoft.com/office/drawing/2015/9/8/chartex" xmlns:cx2="http://schemas.microsoft.com/office/drawing/2015/10/21/chartex" xmlns:cx3="http://schemas.microsoft.com/office/drawing/2016/5/9/chartex" xmlns:cx4="http://schemas.microsoft.com/office/drawing/2016/5/10/chartex" xmlns:cx5="http://schemas.microsoft.com/office/drawing/2016/5/11/chartex" xmlns:cx6="http://schemas.microsoft.com/office/drawing/2016/5/12/chartex" xmlns:cx7="http://schemas.microsoft.com/office/drawing/2016/5/13/chartex" xmlns:cx8="http://schemas.microsoft.com/office/drawing/2016/5/14/chartex" xmlns:mc="http://schemas.openxmlformats.org/markup-compatibility/2006" xmlns:aink="http://schemas.microsoft.com/office/drawing/2016/ink" xmlns:am3d="http://schemas.microsoft.com/office/drawing/2017/model3d" xmlns:o="urn:schemas-microsoft-com:office:office" xmlns:oel="http://schemas.microsoft.com/office/2019/extlst" xmlns:r="http://schemas.openxmlformats.org/officeDocument/2006/relationships" xmlns:m="http://schemas.openxmlformats.org/officeDocument/2006/math" xmlns:v="urn:schemas-microsoft-com:vml" xmlns:wp14="http://schemas.microsoft.com/office/word/2010/wordprocessingDrawing" xmlns:wp="http://schemas.openxmlformats.org/drawingml/2006/wordprocessingDrawing" xmlns:w10="urn:schemas-microsoft-com:office:word" xmlns:w="http://schemas.openxmlformats.org/wordprocessingml/2006/main" xmlns:w14="http://schemas.microsoft.com/office/word/2010/wordml" xmlns:w15="http://schemas.microsoft.com/office/word/2012/wordml" xmlns:w16cex="http://schemas.microsoft.com/office/word/2018/wordml/cex" xmlns:w16cid="http://schemas.microsoft.com/office/word/2016/wordml/cid" xmlns:w16="http://schemas.microsoft.com/office/word/2018/wordml" xmlns:w16du="http://schemas.microsoft.com/office/word/2023/wordml/word16du" xmlns:w16sdtdh="http://schemas.microsoft.com/office/word/2020/wordml/sdtdatahash" xmlns:w16sdtfl="http://schemas.microsoft.com/office/word/2024/wordml/sdtformatlock" xmlns:w16se="http://schemas.microsoft.com/office/word/2015/wordml/symex" xmlns:wpg="http://schemas.microsoft.com/office/word/2010/wordprocessingGroup" xmlns:wpi="http://schemas.microsoft.com/office/word/2010/wordprocessingInk" xmlns:wne="http://schemas.microsoft.com/office/word/2006/wordml" xmlns:wps="http://schemas.microsoft.com/office/word/2010/wordprocessingShape" mc:Ignorable="w14 w15 w16se w16cid w16 w16cex w16sdtdh w16sdtfl w16du wp14">
+<w:footnotes xmlns:wpc="http://schemas.microsoft.com/office/word/2010/wordprocessingCanvas" xmlns:cx="http://schemas.microsoft.com/office/drawing/2014/chartex" xmlns:cx1="http://schemas.microsoft.com/office/drawing/2015/9/8/chartex" xmlns:cx2="http://schemas.microsoft.com/office/drawing/2015/10/21/chartex" xmlns:cx3="http://schemas.microsoft.com/office/drawing/2016/5/9/chartex" xmlns:cx4="http://schemas.microsoft.com/office/drawing/2016/5/10/chartex" xmlns:cx5="http://schemas.microsoft.com/office/drawing/2016/5/11/chartex" xmlns:cx6="http://schemas.microsoft.com/office/drawing/2016/5/12/chartex" xmlns:cx7="http://schemas.microsoft.com/office/drawing/2016/5/13/chartex" xmlns:cx8="http://schemas.microsoft.com/office/drawing/2016/5/14/chartex" xmlns:mc="http://schemas.openxmlformats.org/markup-compatibility/2006" xmlns:aink="http://schemas.microsoft.com/office/drawing/2016/ink" xmlns:am3d="http://schemas.microsoft.com/office/drawing/2017/model3d" xmlns:o="urn:schemas-microsoft-com:office:office" xmlns:oel="http://schemas.microsoft.com/office/2019/extlst" xmlns:r="http://schemas.openxmlformats.org/officeDocument/2006/relationships" xmlns:m="http://schemas.openxmlformats.org/officeDocument/2006/math" xmlns:v="urn:schemas-microsoft-com:vml" xmlns:wp14="http://schemas.microsoft.com/office/word/2010/wordprocessingDrawing" xmlns:wp="http://schemas.openxmlformats.org/drawingml/2006/wordprocessingDrawing" xmlns:w10="urn:schemas-microsoft-com:office:word" xmlns:w="http://schemas.openxmlformats.org/wordprocessingml/2006/main" xmlns:w14="http://schemas.microsoft.com/office/word/2010/wordml" xmlns:w15="http://schemas.microsoft.com/office/word/2012/wordml" xmlns:w16cei="http://schemas.microsoft.com/office/word/2026/wordml/cei" xmlns:w16cex="http://schemas.microsoft.com/office/word/2018/wordml/cex" xmlns:w16cid="http://schemas.microsoft.com/office/word/2016/wordml/cid" xmlns:w16="http://schemas.microsoft.com/office/word/2018/wordml" xmlns:w16du="http://schemas.microsoft.com/office/word/2023/wordml/word16du" xmlns:w16sdtdh="http://schemas.microsoft.com/office/word/2020/wordml/sdtdatahash" xmlns:w16sdtfl="http://schemas.microsoft.com/office/word/2024/wordml/sdtformatlock" xmlns:w16se="http://schemas.microsoft.com/office/word/2015/wordml/symex" xmlns:wpg="http://schemas.microsoft.com/office/word/2010/wordprocessingGroup" xmlns:wpi="http://schemas.microsoft.com/office/word/2010/wordprocessingInk" xmlns:wne="http://schemas.microsoft.com/office/word/2006/wordml" xmlns:wps="http://schemas.microsoft.com/office/word/2010/wordprocessingShape" mc:Ignorable="w14 w15 w16se w16cid w16 w16cex w16sdtdh w16sdtfl w16du wp14">
   <w:footnote w:type="separator" w:id="-1">
     <w:p>
       <w:r>
@@ -10703,7 +10651,7 @@
 </file>
 
 <file path=word/numbering.xml><?xml version="1.0" encoding="utf-8"?>
-<w:numbering xmlns:wpc="http://schemas.microsoft.com/office/word/2010/wordprocessingCanvas" xmlns:cx="http://schemas.microsoft.com/office/drawing/2014/chartex" xmlns:cx1="http://schemas.microsoft.com/office/drawing/2015/9/8/chartex" xmlns:cx2="http://schemas.microsoft.com/office/drawing/2015/10/21/chartex" xmlns:cx3="http://schemas.microsoft.com/office/drawing/2016/5/9/chartex" xmlns:cx4="http://schemas.microsoft.com/office/drawing/2016/5/10/chartex" xmlns:cx5="http://schemas.microsoft.com/office/drawing/2016/5/11/chartex" xmlns:cx6="http://schemas.microsoft.com/office/drawing/2016/5/12/chartex" xmlns:cx7="http://schemas.microsoft.com/office/drawing/2016/5/13/chartex" xmlns:cx8="http://schemas.microsoft.com/office/drawing/2016/5/14/chartex" xmlns:mc="http://schemas.openxmlformats.org/markup-compatibility/2006" xmlns:aink="http://schemas.microsoft.com/office/drawing/2016/ink" xmlns:am3d="http://schemas.microsoft.com/office/drawing/2017/model3d" xmlns:o="urn:schemas-microsoft-com:office:office" xmlns:oel="http://schemas.microsoft.com/office/2019/extlst" xmlns:r="http://schemas.openxmlformats.org/officeDocument/2006/relationships" xmlns:m="http://schemas.openxmlformats.org/officeDocument/2006/math" xmlns:v="urn:schemas-microsoft-com:vml" xmlns:wp14="http://schemas.microsoft.com/office/word/2010/wordprocessingDrawing" xmlns:wp="http://schemas.openxmlformats.org/drawingml/2006/wordprocessingDrawing" xmlns:w10="urn:schemas-microsoft-com:office:word" xmlns:w="http://schemas.openxmlformats.org/wordprocessingml/2006/main" xmlns:w14="http://schemas.microsoft.com/office/word/2010/wordml" xmlns:w15="http://schemas.microsoft.com/office/word/2012/wordml" xmlns:w16cex="http://schemas.microsoft.com/office/word/2018/wordml/cex" xmlns:w16cid="http://schemas.microsoft.com/office/word/2016/wordml/cid" xmlns:w16="http://schemas.microsoft.com/office/word/2018/wordml" xmlns:w16du="http://schemas.microsoft.com/office/word/2023/wordml/word16du" xmlns:w16sdtdh="http://schemas.microsoft.com/office/word/2020/wordml/sdtdatahash" xmlns:w16sdtfl="http://schemas.microsoft.com/office/word/2024/wordml/sdtformatlock" xmlns:w16se="http://schemas.microsoft.com/office/word/2015/wordml/symex" xmlns:wpg="http://schemas.microsoft.com/office/word/2010/wordprocessingGroup" xmlns:wpi="http://schemas.microsoft.com/office/word/2010/wordprocessingInk" xmlns:wne="http://schemas.microsoft.com/office/word/2006/wordml" xmlns:wps="http://schemas.microsoft.com/office/word/2010/wordprocessingShape" mc:Ignorable="w14 w15 w16se w16cid w16 w16cex w16sdtdh w16sdtfl w16du wp14">
+<w:numbering xmlns:wpc="http://schemas.microsoft.com/office/word/2010/wordprocessingCanvas" xmlns:cx="http://schemas.microsoft.com/office/drawing/2014/chartex" xmlns:cx1="http://schemas.microsoft.com/office/drawing/2015/9/8/chartex" xmlns:cx2="http://schemas.microsoft.com/office/drawing/2015/10/21/chartex" xmlns:cx3="http://schemas.microsoft.com/office/drawing/2016/5/9/chartex" xmlns:cx4="http://schemas.microsoft.com/office/drawing/2016/5/10/chartex" xmlns:cx5="http://schemas.microsoft.com/office/drawing/2016/5/11/chartex" xmlns:cx6="http://schemas.microsoft.com/office/drawing/2016/5/12/chartex" xmlns:cx7="http://schemas.microsoft.com/office/drawing/2016/5/13/chartex" xmlns:cx8="http://schemas.microsoft.com/office/drawing/2016/5/14/chartex" xmlns:mc="http://schemas.openxmlformats.org/markup-compatibility/2006" xmlns:aink="http://schemas.microsoft.com/office/drawing/2016/ink" xmlns:am3d="http://schemas.microsoft.com/office/drawing/2017/model3d" xmlns:o="urn:schemas-microsoft-com:office:office" xmlns:oel="http://schemas.microsoft.com/office/2019/extlst" xmlns:r="http://schemas.openxmlformats.org/officeDocument/2006/relationships" xmlns:m="http://schemas.openxmlformats.org/officeDocument/2006/math" xmlns:v="urn:schemas-microsoft-com:vml" xmlns:wp14="http://schemas.microsoft.com/office/word/2010/wordprocessingDrawing" xmlns:wp="http://schemas.openxmlformats.org/drawingml/2006/wordprocessingDrawing" xmlns:w10="urn:schemas-microsoft-com:office:word" xmlns:w="http://schemas.openxmlformats.org/wordprocessingml/2006/main" xmlns:w14="http://schemas.microsoft.com/office/word/2010/wordml" xmlns:w15="http://schemas.microsoft.com/office/word/2012/wordml" xmlns:w16cei="http://schemas.microsoft.com/office/word/2026/wordml/cei" xmlns:w16cex="http://schemas.microsoft.com/office/word/2018/wordml/cex" xmlns:w16cid="http://schemas.microsoft.com/office/word/2016/wordml/cid" xmlns:w16="http://schemas.microsoft.com/office/word/2018/wordml" xmlns:w16du="http://schemas.microsoft.com/office/word/2023/wordml/word16du" xmlns:w16sdtdh="http://schemas.microsoft.com/office/word/2020/wordml/sdtdatahash" xmlns:w16sdtfl="http://schemas.microsoft.com/office/word/2024/wordml/sdtformatlock" xmlns:w16se="http://schemas.microsoft.com/office/word/2015/wordml/symex" xmlns:wpg="http://schemas.microsoft.com/office/word/2010/wordprocessingGroup" xmlns:wpi="http://schemas.microsoft.com/office/word/2010/wordprocessingInk" xmlns:wne="http://schemas.microsoft.com/office/word/2006/wordml" xmlns:wps="http://schemas.microsoft.com/office/word/2010/wordprocessingShape" mc:Ignorable="w14 w15 w16se w16cid w16 w16cex w16sdtdh w16sdtfl w16du wp14">
   <w:abstractNum w:abstractNumId="0" w15:restartNumberingAfterBreak="0">
     <w:nsid w:val="26571CC2"/>
     <w:multiLevelType w:val="hybridMultilevel"/>
@@ -12308,7 +12256,6 @@
   <w:style w:type="character" w:default="1" w:styleId="Policepardfaut">
     <w:name w:val="Default Paragraph Font"/>
     <w:uiPriority w:val="1"/>
-    <w:semiHidden/>
     <w:unhideWhenUsed/>
   </w:style>
   <w:style w:type="table" w:default="1" w:styleId="TableauNormal">
